--- a/files/ЛР_2/tns_otchet2.docx
+++ b/files/ЛР_2/tns_otchet2.docx
@@ -1,6 +1,6 @@
 
 <file path=word/document.xml><?xml version="1.0" encoding="utf-8"?>
-<w:document xmlns:ve="http://schemas.openxmlformats.org/markup-compatibility/2006" xmlns:o="urn:schemas-microsoft-com:office:office" xmlns:r="http://schemas.openxmlformats.org/officeDocument/2006/relationships" xmlns:m="http://schemas.openxmlformats.org/officeDocument/2006/math" xmlns:v="urn:schemas-microsoft-com:vml" xmlns:wp="http://schemas.openxmlformats.org/drawingml/2006/wordprocessingDrawing" xmlns:w10="urn:schemas-microsoft-com:office:word" xmlns:w="http://schemas.openxmlformats.org/wordprocessingml/2006/main" xmlns:wne="http://schemas.microsoft.com/office/word/2006/wordml">
+<w:document xmlns:wpc="http://schemas.microsoft.com/office/word/2010/wordprocessingCanvas" xmlns:cx="http://schemas.microsoft.com/office/drawing/2014/chartex" xmlns:cx1="http://schemas.microsoft.com/office/drawing/2015/9/8/chartex" xmlns:cx2="http://schemas.microsoft.com/office/drawing/2015/10/21/chartex" xmlns:cx3="http://schemas.microsoft.com/office/drawing/2016/5/9/chartex" xmlns:cx4="http://schemas.microsoft.com/office/drawing/2016/5/10/chartex" xmlns:cx5="http://schemas.microsoft.com/office/drawing/2016/5/11/chartex" xmlns:cx6="http://schemas.microsoft.com/office/drawing/2016/5/12/chartex" xmlns:cx7="http://schemas.microsoft.com/office/drawing/2016/5/13/chartex" xmlns:cx8="http://schemas.microsoft.com/office/drawing/2016/5/14/chartex" xmlns:mc="http://schemas.openxmlformats.org/markup-compatibility/2006" xmlns:aink="http://schemas.microsoft.com/office/drawing/2016/ink" xmlns:am3d="http://schemas.microsoft.com/office/drawing/2017/model3d" xmlns:o="urn:schemas-microsoft-com:office:office" xmlns:oel="http://schemas.microsoft.com/office/2019/extlst" xmlns:r="http://schemas.openxmlformats.org/officeDocument/2006/relationships" xmlns:m="http://schemas.openxmlformats.org/officeDocument/2006/math" xmlns:v="urn:schemas-microsoft-com:vml" xmlns:wp14="http://schemas.microsoft.com/office/word/2010/wordprocessingDrawing" xmlns:wp="http://schemas.openxmlformats.org/drawingml/2006/wordprocessingDrawing" xmlns:w10="urn:schemas-microsoft-com:office:word" xmlns:w="http://schemas.openxmlformats.org/wordprocessingml/2006/main" xmlns:w14="http://schemas.microsoft.com/office/word/2010/wordml" xmlns:w15="http://schemas.microsoft.com/office/word/2012/wordml" xmlns:w16cex="http://schemas.microsoft.com/office/word/2018/wordml/cex" xmlns:w16cid="http://schemas.microsoft.com/office/word/2016/wordml/cid" xmlns:w16="http://schemas.microsoft.com/office/word/2018/wordml" xmlns:w16du="http://schemas.microsoft.com/office/word/2023/wordml/word16du" xmlns:w16sdtdh="http://schemas.microsoft.com/office/word/2020/wordml/sdtdatahash" xmlns:w16sdtfl="http://schemas.microsoft.com/office/word/2024/wordml/sdtformatlock" xmlns:w16se="http://schemas.microsoft.com/office/word/2015/wordml/symex" xmlns:wpg="http://schemas.microsoft.com/office/word/2010/wordprocessingGroup" xmlns:wpi="http://schemas.microsoft.com/office/word/2010/wordprocessingInk" xmlns:wne="http://schemas.microsoft.com/office/word/2006/wordml" xmlns:wps="http://schemas.microsoft.com/office/word/2010/wordprocessingShape" mc:Ignorable="w14 w15 w16se w16cid w16 w16cex w16sdtdh w16sdtfl w16du wp14">
   <w:body>
     <w:p>
       <w:pPr>
@@ -18,7 +18,7 @@
     </w:p>
     <w:p>
       <w:pPr>
-        <w:pStyle w:val="a5"/>
+        <w:pStyle w:val="BodyText"/>
       </w:pPr>
       <w:r>
         <w:t>«</w:t>
@@ -47,7 +47,7 @@
     </w:p>
     <w:p>
       <w:pPr>
-        <w:pStyle w:val="a5"/>
+        <w:pStyle w:val="BodyText"/>
       </w:pPr>
       <w:r>
         <w:t>для аппроксимации функций</w:t>
@@ -78,7 +78,73 @@
           <w:sz w:val="22"/>
           <w:szCs w:val="22"/>
         </w:rPr>
-        <w:t xml:space="preserve">студента </w:t>
+        <w:t>студента</w:t>
+      </w:r>
+      <w:r>
+        <w:rPr>
+          <w:sz w:val="22"/>
+          <w:szCs w:val="22"/>
+        </w:rPr>
+        <w:t xml:space="preserve"> Донецкова Андрея Дмитриевича</w:t>
+      </w:r>
+      <w:r>
+        <w:rPr>
+          <w:sz w:val="22"/>
+          <w:szCs w:val="22"/>
+        </w:rPr>
+        <w:tab/>
+      </w:r>
+      <w:r>
+        <w:rPr>
+          <w:sz w:val="22"/>
+          <w:szCs w:val="22"/>
+        </w:rPr>
+        <w:t>групп</w:t>
+      </w:r>
+      <w:r>
+        <w:rPr>
+          <w:sz w:val="22"/>
+          <w:szCs w:val="22"/>
+        </w:rPr>
+        <w:t>ы Б23-215</w:t>
+      </w:r>
+      <w:r>
+        <w:rPr>
+          <w:sz w:val="22"/>
+          <w:szCs w:val="22"/>
+        </w:rPr>
+        <w:t xml:space="preserve">. </w:t>
+      </w:r>
+    </w:p>
+    <w:p>
+      <w:pPr>
+        <w:rPr>
+          <w:sz w:val="22"/>
+          <w:szCs w:val="22"/>
+        </w:rPr>
+      </w:pPr>
+      <w:r>
+        <w:rPr>
+          <w:sz w:val="22"/>
+          <w:szCs w:val="22"/>
+        </w:rPr>
+        <w:t xml:space="preserve">Дата </w:t>
+      </w:r>
+      <w:proofErr w:type="gramStart"/>
+      <w:r>
+        <w:rPr>
+          <w:sz w:val="22"/>
+          <w:szCs w:val="22"/>
+        </w:rPr>
+        <w:t>сдачи:_</w:t>
+      </w:r>
+      <w:proofErr w:type="gramEnd"/>
+      <w:r>
+        <w:rPr>
+          <w:sz w:val="22"/>
+          <w:szCs w:val="22"/>
+        </w:rPr>
+        <w:t>_________</w:t>
       </w:r>
       <w:r>
         <w:rPr>
@@ -86,61 +152,62 @@
           <w:szCs w:val="22"/>
           <w:u w:val="single"/>
         </w:rPr>
-        <w:t xml:space="preserve">                                    </w:t>
-      </w:r>
-      <w:r>
+        <w:t xml:space="preserve"> </w:t>
+      </w:r>
+    </w:p>
+    <w:p>
+      <w:pPr>
         <w:rPr>
           <w:sz w:val="22"/>
           <w:szCs w:val="22"/>
         </w:rPr>
-        <w:t xml:space="preserve"> группы</w:t>
+      </w:pPr>
+      <w:r>
+        <w:rPr>
+          <w:sz w:val="22"/>
+          <w:szCs w:val="22"/>
+        </w:rPr>
+        <w:t xml:space="preserve">Ведущий </w:t>
       </w:r>
       <w:proofErr w:type="gramStart"/>
+      <w:r>
+        <w:rPr>
+          <w:sz w:val="22"/>
+          <w:szCs w:val="22"/>
+        </w:rPr>
+        <w:t xml:space="preserve">преподаватель: </w:t>
+      </w:r>
       <w:r>
         <w:rPr>
           <w:sz w:val="22"/>
           <w:szCs w:val="22"/>
           <w:u w:val="single"/>
         </w:rPr>
-        <w:t xml:space="preserve">                      </w:t>
-      </w:r>
-      <w:r>
-        <w:rPr>
-          <w:sz w:val="22"/>
-          <w:szCs w:val="22"/>
-        </w:rPr>
-        <w:t>.</w:t>
+        <w:t xml:space="preserve">  </w:t>
       </w:r>
       <w:proofErr w:type="gramEnd"/>
-      <w:r>
-        <w:rPr>
-          <w:sz w:val="22"/>
-          <w:szCs w:val="22"/>
-        </w:rPr>
-        <w:t xml:space="preserve"> Дата сдачи:__________</w:t>
-      </w:r>
       <w:r>
         <w:rPr>
           <w:sz w:val="22"/>
           <w:szCs w:val="22"/>
           <w:u w:val="single"/>
         </w:rPr>
+        <w:t xml:space="preserve">                            </w:t>
+      </w:r>
+      <w:r>
+        <w:rPr>
+          <w:sz w:val="22"/>
+          <w:szCs w:val="22"/>
+        </w:rPr>
         <w:t xml:space="preserve"> </w:t>
       </w:r>
-    </w:p>
-    <w:p>
-      <w:pPr>
+      <w:proofErr w:type="gramStart"/>
+      <w:r>
         <w:rPr>
           <w:sz w:val="22"/>
           <w:szCs w:val="22"/>
         </w:rPr>
-      </w:pPr>
-      <w:r>
-        <w:rPr>
-          <w:sz w:val="22"/>
-          <w:szCs w:val="22"/>
-        </w:rPr>
-        <w:t xml:space="preserve">Ведущий преподаватель: </w:t>
+        <w:t xml:space="preserve">оценка: </w:t>
       </w:r>
       <w:r>
         <w:rPr>
@@ -148,29 +215,39 @@
           <w:szCs w:val="22"/>
           <w:u w:val="single"/>
         </w:rPr>
-        <w:t xml:space="preserve">                              </w:t>
-      </w:r>
-      <w:r>
-        <w:rPr>
-          <w:sz w:val="22"/>
-          <w:szCs w:val="22"/>
-        </w:rPr>
-        <w:t xml:space="preserve"> оценка: </w:t>
-      </w:r>
+        <w:t xml:space="preserve">  </w:t>
+      </w:r>
+      <w:proofErr w:type="gramEnd"/>
       <w:r>
         <w:rPr>
           <w:sz w:val="22"/>
           <w:szCs w:val="22"/>
           <w:u w:val="single"/>
         </w:rPr>
-        <w:t xml:space="preserve">            </w:t>
+        <w:t xml:space="preserve">          </w:t>
       </w:r>
       <w:r>
         <w:rPr>
           <w:sz w:val="22"/>
           <w:szCs w:val="22"/>
         </w:rPr>
-        <w:t xml:space="preserve"> подпись:_______</w:t>
+        <w:t xml:space="preserve"> </w:t>
+      </w:r>
+      <w:proofErr w:type="gramStart"/>
+      <w:r>
+        <w:rPr>
+          <w:sz w:val="22"/>
+          <w:szCs w:val="22"/>
+        </w:rPr>
+        <w:t>подпись:_</w:t>
+      </w:r>
+      <w:proofErr w:type="gramEnd"/>
+      <w:r>
+        <w:rPr>
+          <w:sz w:val="22"/>
+          <w:szCs w:val="22"/>
+        </w:rPr>
+        <w:t>______</w:t>
       </w:r>
     </w:p>
     <w:p>
@@ -195,7 +272,14 @@
           <w:sz w:val="22"/>
           <w:szCs w:val="22"/>
         </w:rPr>
-        <w:t>Вариант №_______</w:t>
+        <w:t>Вариант №</w:t>
+      </w:r>
+      <w:r>
+        <w:rPr>
+          <w:sz w:val="22"/>
+          <w:szCs w:val="22"/>
+        </w:rPr>
+        <w:t>9</w:t>
       </w:r>
     </w:p>
     <w:p>
@@ -285,7 +369,7 @@
           <w:insideH w:val="single" w:sz="4" w:space="0" w:color="auto"/>
           <w:insideV w:val="single" w:sz="4" w:space="0" w:color="auto"/>
         </w:tblBorders>
-        <w:tblLook w:val="01E0"/>
+        <w:tblLook w:val="01E0" w:firstRow="1" w:lastRow="1" w:firstColumn="1" w:lastColumn="1" w:noHBand="0" w:noVBand="0"/>
       </w:tblPr>
       <w:tblGrid>
         <w:gridCol w:w="2835"/>
@@ -420,11 +504,140 @@
             <w:pPr>
               <w:jc w:val="center"/>
               <w:rPr>
+                <w:i/>
+                <w:sz w:val="20"/>
+                <w:szCs w:val="20"/>
+                <w:lang w:val="en-US"/>
+              </w:rPr>
+            </w:pPr>
+            <m:oMathPara>
+              <m:oMath>
+                <m:sSup>
+                  <m:sSupPr>
+                    <m:ctrlPr>
+                      <w:rPr>
+                        <w:rFonts w:ascii="Cambria Math" w:hAnsi="Cambria Math"/>
+                        <w:i/>
+                        <w:sz w:val="20"/>
+                        <w:szCs w:val="20"/>
+                        <w:lang w:val="en-US"/>
+                      </w:rPr>
+                    </m:ctrlPr>
+                  </m:sSupPr>
+                  <m:e>
+                    <m:r>
+                      <w:rPr>
+                        <w:rFonts w:ascii="Cambria Math" w:hAnsi="Cambria Math"/>
+                        <w:sz w:val="20"/>
+                        <w:szCs w:val="20"/>
+                        <w:lang w:val="en-US"/>
+                      </w:rPr>
+                      <m:t>e</m:t>
+                    </m:r>
+                  </m:e>
+                  <m:sup>
+                    <m:sSup>
+                      <m:sSupPr>
+                        <m:ctrlPr>
+                          <w:rPr>
+                            <w:rFonts w:ascii="Cambria Math" w:hAnsi="Cambria Math"/>
+                            <w:i/>
+                            <w:sz w:val="20"/>
+                            <w:szCs w:val="20"/>
+                            <w:lang w:val="en-US"/>
+                          </w:rPr>
+                        </m:ctrlPr>
+                      </m:sSupPr>
+                      <m:e>
+                        <m:r>
+                          <w:rPr>
+                            <w:rFonts w:ascii="Cambria Math" w:hAnsi="Cambria Math"/>
+                            <w:sz w:val="20"/>
+                            <w:szCs w:val="20"/>
+                            <w:lang w:val="en-US"/>
+                          </w:rPr>
+                          <m:t>x</m:t>
+                        </m:r>
+                      </m:e>
+                      <m:sup>
+                        <m:r>
+                          <w:rPr>
+                            <w:rFonts w:ascii="Cambria Math" w:hAnsi="Cambria Math"/>
+                            <w:sz w:val="20"/>
+                            <w:szCs w:val="20"/>
+                            <w:lang w:val="en-US"/>
+                          </w:rPr>
+                          <m:t>2</m:t>
+                        </m:r>
+                      </m:sup>
+                    </m:sSup>
+                  </m:sup>
+                </m:sSup>
+                <m:func>
+                  <m:funcPr>
+                    <m:ctrlPr>
+                      <w:rPr>
+                        <w:rFonts w:ascii="Cambria Math" w:hAnsi="Cambria Math"/>
+                        <w:i/>
+                        <w:sz w:val="20"/>
+                        <w:szCs w:val="20"/>
+                        <w:lang w:val="en-US"/>
+                      </w:rPr>
+                    </m:ctrlPr>
+                  </m:funcPr>
+                  <m:fName>
+                    <m:r>
+                      <m:rPr>
+                        <m:sty m:val="p"/>
+                      </m:rPr>
+                      <w:rPr>
+                        <w:rFonts w:ascii="Cambria Math" w:hAnsi="Cambria Math"/>
+                        <w:sz w:val="20"/>
+                        <w:szCs w:val="20"/>
+                      </w:rPr>
+                      <m:t>cos</m:t>
+                    </m:r>
+                  </m:fName>
+                  <m:e>
+                    <m:r>
+                      <w:rPr>
+                        <w:rFonts w:ascii="Cambria Math" w:hAnsi="Cambria Math"/>
+                        <w:sz w:val="20"/>
+                        <w:szCs w:val="20"/>
+                        <w:lang w:val="en-US"/>
+                      </w:rPr>
+                      <m:t>10x</m:t>
+                    </m:r>
+                  </m:e>
+                </m:func>
+              </m:oMath>
+            </m:oMathPara>
+          </w:p>
+        </w:tc>
+        <w:tc>
+          <w:tcPr>
+            <w:tcW w:w="1276" w:type="dxa"/>
+            <w:vAlign w:val="center"/>
+          </w:tcPr>
+          <w:p>
+            <w:pPr>
+              <w:jc w:val="center"/>
+              <w:rPr>
                 <w:rFonts w:ascii="Arial" w:hAnsi="Arial" w:cs="Arial"/>
                 <w:sz w:val="20"/>
                 <w:szCs w:val="20"/>
-              </w:rPr>
-            </w:pPr>
+                <w:lang w:val="en-US"/>
+              </w:rPr>
+            </w:pPr>
+            <w:r>
+              <w:rPr>
+                <w:rFonts w:ascii="Arial" w:hAnsi="Arial" w:cs="Arial"/>
+                <w:sz w:val="20"/>
+                <w:szCs w:val="20"/>
+                <w:lang w:val="en-US"/>
+              </w:rPr>
+              <w:t>1</w:t>
+            </w:r>
           </w:p>
         </w:tc>
         <w:tc>
@@ -439,24 +652,18 @@
                 <w:rFonts w:ascii="Arial" w:hAnsi="Arial" w:cs="Arial"/>
                 <w:sz w:val="20"/>
                 <w:szCs w:val="20"/>
-              </w:rPr>
-            </w:pPr>
-          </w:p>
-        </w:tc>
-        <w:tc>
-          <w:tcPr>
-            <w:tcW w:w="1276" w:type="dxa"/>
-            <w:vAlign w:val="center"/>
-          </w:tcPr>
-          <w:p>
-            <w:pPr>
-              <w:jc w:val="center"/>
+                <w:lang w:val="en-US"/>
+              </w:rPr>
+            </w:pPr>
+            <w:r>
               <w:rPr>
                 <w:rFonts w:ascii="Arial" w:hAnsi="Arial" w:cs="Arial"/>
                 <w:sz w:val="20"/>
                 <w:szCs w:val="20"/>
-              </w:rPr>
-            </w:pPr>
+                <w:lang w:val="en-US"/>
+              </w:rPr>
+              <w:t>1</w:t>
+            </w:r>
           </w:p>
         </w:tc>
         <w:tc>
@@ -468,11 +675,17 @@
             <w:pPr>
               <w:jc w:val="center"/>
               <w:rPr>
-                <w:rFonts w:ascii="Arial" w:hAnsi="Arial" w:cs="Arial"/>
-                <w:sz w:val="20"/>
-                <w:szCs w:val="20"/>
-              </w:rPr>
-            </w:pPr>
+                <w:sz w:val="20"/>
+                <w:szCs w:val="20"/>
+              </w:rPr>
+            </w:pPr>
+            <w:r>
+              <w:rPr>
+                <w:sz w:val="20"/>
+                <w:szCs w:val="20"/>
+              </w:rPr>
+              <w:t>[-3; 3]</w:t>
+            </w:r>
           </w:p>
         </w:tc>
       </w:tr>
@@ -537,7 +750,7 @@
           <w:insideH w:val="single" w:sz="4" w:space="0" w:color="auto"/>
           <w:insideV w:val="single" w:sz="4" w:space="0" w:color="auto"/>
         </w:tblBorders>
-        <w:tblLook w:val="01E0"/>
+        <w:tblLook w:val="01E0" w:firstRow="1" w:lastRow="1" w:firstColumn="1" w:lastColumn="1" w:noHBand="0" w:noVBand="0"/>
       </w:tblPr>
       <w:tblGrid>
         <w:gridCol w:w="2481"/>
@@ -815,8 +1028,17 @@
               <w:rPr>
                 <w:sz w:val="20"/>
                 <w:szCs w:val="20"/>
-              </w:rPr>
-            </w:pPr>
+                <w:lang w:val="en-US"/>
+              </w:rPr>
+            </w:pPr>
+            <w:r>
+              <w:rPr>
+                <w:sz w:val="20"/>
+                <w:szCs w:val="20"/>
+                <w:lang w:val="en-US"/>
+              </w:rPr>
+              <w:t>120</w:t>
+            </w:r>
           </w:p>
         </w:tc>
         <w:tc>
@@ -830,8 +1052,17 @@
               <w:rPr>
                 <w:sz w:val="20"/>
                 <w:szCs w:val="20"/>
-              </w:rPr>
-            </w:pPr>
+                <w:lang w:val="en-US"/>
+              </w:rPr>
+            </w:pPr>
+            <w:r>
+              <w:rPr>
+                <w:sz w:val="20"/>
+                <w:szCs w:val="20"/>
+                <w:lang w:val="en-US"/>
+              </w:rPr>
+              <w:t>60</w:t>
+            </w:r>
           </w:p>
         </w:tc>
         <w:tc>
@@ -845,8 +1076,17 @@
               <w:rPr>
                 <w:sz w:val="20"/>
                 <w:szCs w:val="20"/>
-              </w:rPr>
-            </w:pPr>
+                <w:lang w:val="en-US"/>
+              </w:rPr>
+            </w:pPr>
+            <w:r>
+              <w:rPr>
+                <w:sz w:val="20"/>
+                <w:szCs w:val="20"/>
+                <w:lang w:val="en-US"/>
+              </w:rPr>
+              <w:t>20</w:t>
+            </w:r>
           </w:p>
         </w:tc>
         <w:tc>
@@ -862,6 +1102,13 @@
                 <w:szCs w:val="20"/>
               </w:rPr>
             </w:pPr>
+            <w:r>
+              <w:rPr>
+                <w:sz w:val="20"/>
+                <w:szCs w:val="20"/>
+              </w:rPr>
+              <w:t>200</w:t>
+            </w:r>
           </w:p>
         </w:tc>
       </w:tr>
@@ -891,8 +1138,6 @@
         <w:t xml:space="preserve">График аппроксимируемой функции: </w:t>
       </w:r>
     </w:p>
-    <w:bookmarkStart w:id="0" w:name="_MON_1191148479"/>
-    <w:bookmarkEnd w:id="0"/>
     <w:p>
       <w:pPr>
         <w:jc w:val="center"/>
@@ -901,35 +1146,48 @@
           <w:lang w:val="en-US"/>
         </w:rPr>
       </w:pPr>
-      <w:r>
-        <w:rPr>
-          <w:sz w:val="22"/>
-        </w:rPr>
-        <w:object w:dxaOrig="5309" w:dyaOrig="4245">
-          <v:shapetype id="_x0000_t75" coordsize="21600,21600" o:spt="75" o:preferrelative="t" path="m@4@5l@4@11@9@11@9@5xe" filled="f" stroked="f">
-            <v:stroke joinstyle="miter"/>
-            <v:formulas>
-              <v:f eqn="if lineDrawn pixelLineWidth 0"/>
-              <v:f eqn="sum @0 1 0"/>
-              <v:f eqn="sum 0 0 @1"/>
-              <v:f eqn="prod @2 1 2"/>
-              <v:f eqn="prod @3 21600 pixelWidth"/>
-              <v:f eqn="prod @3 21600 pixelHeight"/>
-              <v:f eqn="sum @0 0 1"/>
-              <v:f eqn="prod @6 1 2"/>
-              <v:f eqn="prod @7 21600 pixelWidth"/>
-              <v:f eqn="sum @8 21600 0"/>
-              <v:f eqn="prod @7 21600 pixelHeight"/>
-              <v:f eqn="sum @10 21600 0"/>
-            </v:formulas>
-            <v:path o:extrusionok="f" gradientshapeok="t" o:connecttype="rect"/>
-            <o:lock v:ext="edit" aspectratio="t"/>
-          </v:shapetype>
-          <v:shape id="_x0000_i1025" type="#_x0000_t75" style="width:361.65pt;height:123.05pt" o:ole="">
-            <v:imagedata r:id="rId7" o:title=""/>
-          </v:shape>
-          <o:OLEObject Type="Embed" ProgID="Word.Picture.8" ShapeID="_x0000_i1025" DrawAspect="Content" ObjectID="_1739142707" r:id="rId8"/>
-        </w:object>
+      <w:bookmarkStart w:id="0" w:name="_MON_1191148479"/>
+      <w:bookmarkEnd w:id="0"/>
+      <w:r>
+        <w:rPr>
+          <w:noProof/>
+          <w:sz w:val="22"/>
+        </w:rPr>
+        <w:drawing>
+          <wp:inline distT="0" distB="0" distL="0" distR="0" wp14:anchorId="2226DE35" wp14:editId="18130E5B">
+            <wp:extent cx="4625975" cy="1708150"/>
+            <wp:effectExtent l="0" t="0" r="0" b="0"/>
+            <wp:docPr id="1154612628" name="Picture 1"/>
+            <wp:cNvGraphicFramePr>
+              <a:graphicFrameLocks xmlns:a="http://schemas.openxmlformats.org/drawingml/2006/main" noChangeAspect="1"/>
+            </wp:cNvGraphicFramePr>
+            <a:graphic xmlns:a="http://schemas.openxmlformats.org/drawingml/2006/main">
+              <a:graphicData uri="http://schemas.openxmlformats.org/drawingml/2006/picture">
+                <pic:pic xmlns:pic="http://schemas.openxmlformats.org/drawingml/2006/picture">
+                  <pic:nvPicPr>
+                    <pic:cNvPr id="1154612628" name=""/>
+                    <pic:cNvPicPr/>
+                  </pic:nvPicPr>
+                  <pic:blipFill>
+                    <a:blip r:embed="rId7"/>
+                    <a:stretch>
+                      <a:fillRect/>
+                    </a:stretch>
+                  </pic:blipFill>
+                  <pic:spPr>
+                    <a:xfrm>
+                      <a:off x="0" y="0"/>
+                      <a:ext cx="4625975" cy="1708150"/>
+                    </a:xfrm>
+                    <a:prstGeom prst="rect">
+                      <a:avLst/>
+                    </a:prstGeom>
+                  </pic:spPr>
+                </pic:pic>
+              </a:graphicData>
+            </a:graphic>
+          </wp:inline>
+        </w:drawing>
       </w:r>
     </w:p>
     <w:p>
@@ -959,7 +1217,7 @@
           <w:insideV w:val="single" w:sz="4" w:space="0" w:color="auto"/>
         </w:tblBorders>
         <w:tblLayout w:type="fixed"/>
-        <w:tblLook w:val="01E0"/>
+        <w:tblLook w:val="01E0" w:firstRow="1" w:lastRow="1" w:firstColumn="1" w:lastColumn="1" w:noHBand="0" w:noVBand="0"/>
       </w:tblPr>
       <w:tblGrid>
         <w:gridCol w:w="1701"/>
@@ -1087,8 +1345,17 @@
               <w:rPr>
                 <w:sz w:val="20"/>
                 <w:szCs w:val="20"/>
-              </w:rPr>
-            </w:pPr>
+                <w:lang w:val="en-US"/>
+              </w:rPr>
+            </w:pPr>
+            <w:r>
+              <w:rPr>
+                <w:sz w:val="20"/>
+                <w:szCs w:val="20"/>
+                <w:lang w:val="en-US"/>
+              </w:rPr>
+              <w:t>-</w:t>
+            </w:r>
           </w:p>
         </w:tc>
         <w:tc>
@@ -1102,8 +1369,17 @@
               <w:rPr>
                 <w:sz w:val="20"/>
                 <w:szCs w:val="20"/>
-              </w:rPr>
-            </w:pPr>
+                <w:lang w:val="en-US"/>
+              </w:rPr>
+            </w:pPr>
+            <w:r>
+              <w:rPr>
+                <w:sz w:val="20"/>
+                <w:szCs w:val="20"/>
+                <w:lang w:val="en-US"/>
+              </w:rPr>
+              <w:t>-</w:t>
+            </w:r>
           </w:p>
         </w:tc>
         <w:tc>
@@ -1117,8 +1393,17 @@
               <w:rPr>
                 <w:sz w:val="20"/>
                 <w:szCs w:val="20"/>
-              </w:rPr>
-            </w:pPr>
+                <w:lang w:val="en-US"/>
+              </w:rPr>
+            </w:pPr>
+            <w:r>
+              <w:rPr>
+                <w:sz w:val="20"/>
+                <w:szCs w:val="20"/>
+                <w:lang w:val="en-US"/>
+              </w:rPr>
+              <w:t>-</w:t>
+            </w:r>
           </w:p>
         </w:tc>
       </w:tr>
@@ -1144,6 +1429,7 @@
                 <w:sz w:val="20"/>
                 <w:szCs w:val="20"/>
               </w:rPr>
+              <w:lastRenderedPageBreak/>
               <w:t>Предобработка в</w:t>
             </w:r>
             <w:r>
@@ -1173,8 +1459,17 @@
               <w:rPr>
                 <w:sz w:val="20"/>
                 <w:szCs w:val="20"/>
-              </w:rPr>
-            </w:pPr>
+                <w:lang w:val="en-US"/>
+              </w:rPr>
+            </w:pPr>
+            <w:r>
+              <w:rPr>
+                <w:sz w:val="20"/>
+                <w:szCs w:val="20"/>
+                <w:lang w:val="en-US"/>
+              </w:rPr>
+              <w:t>-</w:t>
+            </w:r>
           </w:p>
         </w:tc>
         <w:tc>
@@ -1188,8 +1483,17 @@
               <w:rPr>
                 <w:sz w:val="20"/>
                 <w:szCs w:val="20"/>
-              </w:rPr>
-            </w:pPr>
+                <w:lang w:val="en-US"/>
+              </w:rPr>
+            </w:pPr>
+            <w:r>
+              <w:rPr>
+                <w:sz w:val="20"/>
+                <w:szCs w:val="20"/>
+                <w:lang w:val="en-US"/>
+              </w:rPr>
+              <w:t>-</w:t>
+            </w:r>
           </w:p>
         </w:tc>
         <w:tc>
@@ -1203,8 +1507,17 @@
               <w:rPr>
                 <w:sz w:val="20"/>
                 <w:szCs w:val="20"/>
-              </w:rPr>
-            </w:pPr>
+                <w:lang w:val="en-US"/>
+              </w:rPr>
+            </w:pPr>
+            <w:r>
+              <w:rPr>
+                <w:sz w:val="20"/>
+                <w:szCs w:val="20"/>
+                <w:lang w:val="en-US"/>
+              </w:rPr>
+              <w:t>-</w:t>
+            </w:r>
           </w:p>
         </w:tc>
       </w:tr>
@@ -1226,7 +1539,6 @@
           <w:sz w:val="22"/>
           <w:u w:val="single"/>
         </w:rPr>
-        <w:lastRenderedPageBreak/>
         <w:t>О</w:t>
       </w:r>
       <w:r>
@@ -1282,7 +1594,7 @@
           <w:insideV w:val="single" w:sz="4" w:space="0" w:color="auto"/>
         </w:tblBorders>
         <w:tblLayout w:type="fixed"/>
-        <w:tblLook w:val="01E0"/>
+        <w:tblLook w:val="01E0" w:firstRow="1" w:lastRow="1" w:firstColumn="1" w:lastColumn="1" w:noHBand="0" w:noVBand="0"/>
       </w:tblPr>
       <w:tblGrid>
         <w:gridCol w:w="1134"/>
@@ -1432,8 +1744,17 @@
               <w:rPr>
                 <w:sz w:val="20"/>
                 <w:szCs w:val="20"/>
-              </w:rPr>
-            </w:pPr>
+                <w:lang w:val="en-US"/>
+              </w:rPr>
+            </w:pPr>
+            <w:r>
+              <w:rPr>
+                <w:sz w:val="20"/>
+                <w:szCs w:val="20"/>
+                <w:lang w:val="en-US"/>
+              </w:rPr>
+              <w:t>1</w:t>
+            </w:r>
           </w:p>
         </w:tc>
         <w:tc>
@@ -1447,8 +1768,17 @@
               <w:rPr>
                 <w:sz w:val="20"/>
                 <w:szCs w:val="20"/>
-              </w:rPr>
-            </w:pPr>
+                <w:lang w:val="en-US"/>
+              </w:rPr>
+            </w:pPr>
+            <w:r>
+              <w:rPr>
+                <w:sz w:val="20"/>
+                <w:szCs w:val="20"/>
+                <w:lang w:val="en-US"/>
+              </w:rPr>
+              <w:t>1</w:t>
+            </w:r>
           </w:p>
         </w:tc>
         <w:tc>
@@ -1464,6 +1794,21 @@
                 <w:szCs w:val="20"/>
               </w:rPr>
             </w:pPr>
+            <w:r>
+              <w:rPr>
+                <w:sz w:val="20"/>
+                <w:szCs w:val="20"/>
+                <w:lang w:val="en-US"/>
+              </w:rPr>
+              <w:t>1</w:t>
+            </w:r>
+            <w:r>
+              <w:rPr>
+                <w:sz w:val="20"/>
+                <w:szCs w:val="20"/>
+              </w:rPr>
+              <w:t>28</w:t>
+            </w:r>
           </w:p>
         </w:tc>
         <w:tc>
@@ -1477,8 +1822,19 @@
               <w:rPr>
                 <w:sz w:val="20"/>
                 <w:szCs w:val="20"/>
-              </w:rPr>
-            </w:pPr>
+                <w:lang w:val="en-US"/>
+              </w:rPr>
+            </w:pPr>
+            <w:proofErr w:type="spellStart"/>
+            <w:r>
+              <w:rPr>
+                <w:sz w:val="20"/>
+                <w:szCs w:val="20"/>
+                <w:lang w:val="en-US"/>
+              </w:rPr>
+              <w:t>ReLU</w:t>
+            </w:r>
+            <w:proofErr w:type="spellEnd"/>
           </w:p>
         </w:tc>
         <w:tc>
@@ -1565,6 +1921,7 @@
         <w:jc w:val="both"/>
         <w:rPr>
           <w:sz w:val="22"/>
+          <w:lang w:val="en-US"/>
         </w:rPr>
       </w:pPr>
       <w:r>
@@ -1592,76 +1949,56 @@
         <w:t>:</w:t>
       </w:r>
     </w:p>
-    <w:tbl>
-      <w:tblPr>
-        <w:tblW w:w="0" w:type="auto"/>
-        <w:jc w:val="center"/>
-        <w:tblInd w:w="-1267" w:type="dxa"/>
-        <w:tblBorders>
-          <w:top w:val="single" w:sz="4" w:space="0" w:color="auto"/>
-          <w:left w:val="single" w:sz="4" w:space="0" w:color="auto"/>
-          <w:bottom w:val="single" w:sz="4" w:space="0" w:color="auto"/>
-          <w:right w:val="single" w:sz="4" w:space="0" w:color="auto"/>
-          <w:insideH w:val="single" w:sz="4" w:space="0" w:color="auto"/>
-          <w:insideV w:val="single" w:sz="4" w:space="0" w:color="auto"/>
-        </w:tblBorders>
-        <w:tblLook w:val="01E0"/>
-      </w:tblPr>
-      <w:tblGrid>
-        <w:gridCol w:w="5695"/>
-      </w:tblGrid>
-      <w:tr>
-        <w:trPr>
-          <w:trHeight w:val="2096"/>
-          <w:jc w:val="center"/>
-        </w:trPr>
-        <w:tc>
-          <w:tcPr>
-            <w:tcW w:w="5695" w:type="dxa"/>
-          </w:tcPr>
-          <w:p>
-            <w:pPr>
-              <w:jc w:val="center"/>
-              <w:rPr>
-                <w:sz w:val="22"/>
-              </w:rPr>
-            </w:pPr>
-          </w:p>
-          <w:p>
-            <w:pPr>
-              <w:pStyle w:val="1"/>
-              <w:tabs>
-                <w:tab w:val="left" w:pos="787"/>
-                <w:tab w:val="center" w:pos="882"/>
-              </w:tabs>
-              <w:jc w:val="left"/>
-              <w:rPr>
-                <w:lang w:val="ru-RU"/>
-              </w:rPr>
-            </w:pPr>
-            <w:r>
-              <w:tab/>
-            </w:r>
-          </w:p>
-          <w:p>
-            <w:pPr>
-              <w:jc w:val="center"/>
-              <w:rPr>
-                <w:sz w:val="22"/>
-              </w:rPr>
-            </w:pPr>
-          </w:p>
-        </w:tc>
-      </w:tr>
-    </w:tbl>
     <w:p>
       <w:pPr>
         <w:jc w:val="both"/>
         <w:rPr>
-          <w:sz w:val="12"/>
-          <w:szCs w:val="12"/>
-        </w:rPr>
-      </w:pPr>
+          <w:sz w:val="22"/>
+          <w:lang w:val="en-US"/>
+        </w:rPr>
+      </w:pPr>
+      <w:r>
+        <w:rPr>
+          <w:noProof/>
+          <w:sz w:val="22"/>
+          <w:lang w:val="en-US"/>
+        </w:rPr>
+        <w:drawing>
+          <wp:inline distT="0" distB="0" distL="0" distR="0" wp14:anchorId="6D0EB9FF" wp14:editId="7E3CC37D">
+            <wp:extent cx="4625975" cy="2186940"/>
+            <wp:effectExtent l="0" t="0" r="0" b="0"/>
+            <wp:docPr id="71209402" name="Picture 1"/>
+            <wp:cNvGraphicFramePr>
+              <a:graphicFrameLocks xmlns:a="http://schemas.openxmlformats.org/drawingml/2006/main" noChangeAspect="1"/>
+            </wp:cNvGraphicFramePr>
+            <a:graphic xmlns:a="http://schemas.openxmlformats.org/drawingml/2006/main">
+              <a:graphicData uri="http://schemas.openxmlformats.org/drawingml/2006/picture">
+                <pic:pic xmlns:pic="http://schemas.openxmlformats.org/drawingml/2006/picture">
+                  <pic:nvPicPr>
+                    <pic:cNvPr id="71209402" name=""/>
+                    <pic:cNvPicPr/>
+                  </pic:nvPicPr>
+                  <pic:blipFill>
+                    <a:blip r:embed="rId8"/>
+                    <a:stretch>
+                      <a:fillRect/>
+                    </a:stretch>
+                  </pic:blipFill>
+                  <pic:spPr>
+                    <a:xfrm>
+                      <a:off x="0" y="0"/>
+                      <a:ext cx="4625975" cy="2186940"/>
+                    </a:xfrm>
+                    <a:prstGeom prst="rect">
+                      <a:avLst/>
+                    </a:prstGeom>
+                  </pic:spPr>
+                </pic:pic>
+              </a:graphicData>
+            </a:graphic>
+          </wp:inline>
+        </w:drawing>
+      </w:r>
     </w:p>
     <w:p>
       <w:pPr>
@@ -1689,7 +2026,7 @@
           <w:insideH w:val="single" w:sz="4" w:space="0" w:color="auto"/>
           <w:insideV w:val="single" w:sz="4" w:space="0" w:color="auto"/>
         </w:tblBorders>
-        <w:tblLook w:val="01E0"/>
+        <w:tblLook w:val="01E0" w:firstRow="1" w:lastRow="1" w:firstColumn="1" w:lastColumn="1" w:noHBand="0" w:noVBand="0"/>
       </w:tblPr>
       <w:tblGrid>
         <w:gridCol w:w="1560"/>
@@ -1850,8 +2187,48 @@
               <w:rPr>
                 <w:sz w:val="20"/>
                 <w:szCs w:val="20"/>
-              </w:rPr>
-            </w:pPr>
+                <w:lang w:val="en-US"/>
+              </w:rPr>
+            </w:pPr>
+            <m:oMathPara>
+              <m:oMath>
+                <m:sSup>
+                  <m:sSupPr>
+                    <m:ctrlPr>
+                      <w:rPr>
+                        <w:rFonts w:ascii="Cambria Math" w:hAnsi="Cambria Math"/>
+                        <w:i/>
+                        <w:sz w:val="20"/>
+                        <w:szCs w:val="20"/>
+                        <w:lang w:val="en-US"/>
+                      </w:rPr>
+                    </m:ctrlPr>
+                  </m:sSupPr>
+                  <m:e>
+                    <m:r>
+                      <w:rPr>
+                        <w:rFonts w:ascii="Cambria Math" w:hAnsi="Cambria Math"/>
+                        <w:sz w:val="20"/>
+                        <w:szCs w:val="20"/>
+                        <w:lang w:val="en-US"/>
+                      </w:rPr>
+                      <m:t>10</m:t>
+                    </m:r>
+                  </m:e>
+                  <m:sup>
+                    <m:r>
+                      <w:rPr>
+                        <w:rFonts w:ascii="Cambria Math" w:hAnsi="Cambria Math"/>
+                        <w:sz w:val="20"/>
+                        <w:szCs w:val="20"/>
+                        <w:lang w:val="en-US"/>
+                      </w:rPr>
+                      <m:t>-5</m:t>
+                    </m:r>
+                  </m:sup>
+                </m:sSup>
+              </m:oMath>
+            </m:oMathPara>
           </w:p>
         </w:tc>
         <w:tc>
@@ -1867,6 +2244,14 @@
                 <w:szCs w:val="20"/>
               </w:rPr>
             </w:pPr>
+            <w:r>
+              <w:rPr>
+                <w:sz w:val="20"/>
+                <w:szCs w:val="20"/>
+                <w:lang w:val="en-US"/>
+              </w:rPr>
+              <w:t>Stochastic</w:t>
+            </w:r>
           </w:p>
         </w:tc>
         <w:tc>
@@ -1908,20 +2293,92 @@
       <w:pPr>
         <w:jc w:val="both"/>
         <w:rPr>
-          <w:sz w:val="22"/>
-        </w:rPr>
-      </w:pPr>
-      <w:r>
-        <w:rPr>
-          <w:sz w:val="22"/>
-        </w:rPr>
-        <w:t>Метод инициализации сети:_______________________________________</w:t>
+          <w:i/>
+          <w:iCs/>
+          <w:sz w:val="22"/>
+        </w:rPr>
+      </w:pPr>
+      <w:r>
+        <w:rPr>
+          <w:sz w:val="22"/>
+        </w:rPr>
+        <w:t>Метод инициализации сети:</w:t>
+      </w:r>
+      <w:r>
+        <w:rPr>
+          <w:sz w:val="22"/>
+        </w:rPr>
+        <w:t xml:space="preserve"> </w:t>
+      </w:r>
+      <w:r>
+        <w:rPr>
+          <w:i/>
+          <w:iCs/>
+          <w:sz w:val="22"/>
+        </w:rPr>
+        <w:t xml:space="preserve">веса - </w:t>
+      </w:r>
+      <w:proofErr w:type="spellStart"/>
+      <w:r>
+        <w:rPr>
+          <w:i/>
+          <w:iCs/>
+          <w:sz w:val="22"/>
+        </w:rPr>
+        <w:t>Kaiming</w:t>
+      </w:r>
+      <w:proofErr w:type="spellEnd"/>
+      <w:r>
+        <w:rPr>
+          <w:i/>
+          <w:iCs/>
+          <w:sz w:val="22"/>
+        </w:rPr>
+        <w:t xml:space="preserve"> </w:t>
+      </w:r>
+      <w:proofErr w:type="spellStart"/>
+      <w:r>
+        <w:rPr>
+          <w:i/>
+          <w:iCs/>
+          <w:sz w:val="22"/>
+        </w:rPr>
+        <w:t>Uniform</w:t>
+      </w:r>
+      <w:proofErr w:type="spellEnd"/>
+      <w:r>
+        <w:rPr>
+          <w:i/>
+          <w:iCs/>
+          <w:sz w:val="22"/>
+        </w:rPr>
+        <w:t xml:space="preserve"> </w:t>
+      </w:r>
+      <w:proofErr w:type="spellStart"/>
+      <w:r>
+        <w:rPr>
+          <w:i/>
+          <w:iCs/>
+          <w:sz w:val="22"/>
+        </w:rPr>
+        <w:t>Initialization</w:t>
+      </w:r>
+      <w:proofErr w:type="spellEnd"/>
+      <w:r>
+        <w:rPr>
+          <w:i/>
+          <w:iCs/>
+          <w:sz w:val="22"/>
+        </w:rPr>
+        <w:t>, смещения - нормальное распределение</w:t>
       </w:r>
     </w:p>
     <w:p>
       <w:pPr>
         <w:jc w:val="both"/>
         <w:rPr>
+          <w:i/>
+          <w:iCs/>
           <w:sz w:val="12"/>
           <w:szCs w:val="12"/>
         </w:rPr>
@@ -1931,6 +2388,7 @@
       <w:pPr>
         <w:jc w:val="both"/>
         <w:rPr>
+          <w:i/>
           <w:sz w:val="22"/>
         </w:rPr>
       </w:pPr>
@@ -1952,7 +2410,6 @@
         </w:rPr>
         <w:t xml:space="preserve"> </w:t>
       </w:r>
-      <w:proofErr w:type="gramStart"/>
       <w:r>
         <w:rPr>
           <w:i/>
@@ -1967,7 +2424,6 @@
         </w:rPr>
         <w:t>(</w:t>
       </w:r>
-      <w:proofErr w:type="gramEnd"/>
       <w:r>
         <w:rPr>
           <w:i/>
@@ -1980,14 +2436,151 @@
         <w:rPr>
           <w:sz w:val="22"/>
         </w:rPr>
-        <w:t xml:space="preserve">) = </w:t>
-      </w:r>
-      <w:r>
-        <w:rPr>
-          <w:sz w:val="22"/>
-        </w:rPr>
-        <w:t>_________________________________________</w:t>
-      </w:r>
+        <w:t>) =</w:t>
+      </w:r>
+      <w:r>
+        <w:rPr>
+          <w:sz w:val="22"/>
+        </w:rPr>
+        <w:t xml:space="preserve"> </w:t>
+      </w:r>
+      <m:oMath>
+        <m:r>
+          <w:rPr>
+            <w:rFonts w:ascii="Cambria Math" w:hAnsi="Cambria Math"/>
+            <w:sz w:val="22"/>
+          </w:rPr>
+          <m:t>∑</m:t>
+        </m:r>
+        <m:sSup>
+          <m:sSupPr>
+            <m:ctrlPr>
+              <w:rPr>
+                <w:rFonts w:ascii="Cambria Math" w:hAnsi="Cambria Math"/>
+                <w:i/>
+                <w:sz w:val="22"/>
+                <w:lang w:val="en-US"/>
+              </w:rPr>
+            </m:ctrlPr>
+          </m:sSupPr>
+          <m:e>
+            <m:d>
+              <m:dPr>
+                <m:ctrlPr>
+                  <w:rPr>
+                    <w:rFonts w:ascii="Cambria Math" w:hAnsi="Cambria Math"/>
+                    <w:i/>
+                    <w:sz w:val="22"/>
+                  </w:rPr>
+                </m:ctrlPr>
+              </m:dPr>
+              <m:e>
+                <m:sSub>
+                  <m:sSubPr>
+                    <m:ctrlPr>
+                      <w:rPr>
+                        <w:rFonts w:ascii="Cambria Math" w:hAnsi="Cambria Math"/>
+                        <w:i/>
+                        <w:sz w:val="22"/>
+                        <w:lang w:val="en-US"/>
+                      </w:rPr>
+                    </m:ctrlPr>
+                  </m:sSubPr>
+                  <m:e>
+                    <m:r>
+                      <w:rPr>
+                        <w:rFonts w:ascii="Cambria Math" w:hAnsi="Cambria Math"/>
+                        <w:sz w:val="22"/>
+                        <w:lang w:val="en-US"/>
+                      </w:rPr>
+                      <m:t>x</m:t>
+                    </m:r>
+                  </m:e>
+                  <m:sub>
+                    <m:r>
+                      <w:rPr>
+                        <w:rFonts w:ascii="Cambria Math" w:hAnsi="Cambria Math"/>
+                        <w:sz w:val="22"/>
+                        <w:lang w:val="en-US"/>
+                      </w:rPr>
+                      <m:t>i</m:t>
+                    </m:r>
+                  </m:sub>
+                </m:sSub>
+                <m:r>
+                  <w:rPr>
+                    <w:rFonts w:ascii="Cambria Math" w:hAnsi="Cambria Math"/>
+                    <w:sz w:val="22"/>
+                  </w:rPr>
+                  <m:t>-</m:t>
+                </m:r>
+                <m:sSub>
+                  <m:sSubPr>
+                    <m:ctrlPr>
+                      <w:rPr>
+                        <w:rFonts w:ascii="Cambria Math" w:hAnsi="Cambria Math"/>
+                        <w:i/>
+                        <w:sz w:val="22"/>
+                      </w:rPr>
+                    </m:ctrlPr>
+                  </m:sSubPr>
+                  <m:e>
+                    <m:r>
+                      <w:rPr>
+                        <w:rFonts w:ascii="Cambria Math" w:hAnsi="Cambria Math"/>
+                        <w:sz w:val="22"/>
+                        <w:lang w:val="en-US"/>
+                      </w:rPr>
+                      <m:t>y</m:t>
+                    </m:r>
+                  </m:e>
+                  <m:sub>
+                    <m:r>
+                      <w:rPr>
+                        <w:rFonts w:ascii="Cambria Math" w:hAnsi="Cambria Math"/>
+                        <w:sz w:val="22"/>
+                        <w:lang w:val="en-US"/>
+                      </w:rPr>
+                      <m:t>i</m:t>
+                    </m:r>
+                  </m:sub>
+                </m:sSub>
+                <m:ctrlPr>
+                  <w:rPr>
+                    <w:rFonts w:ascii="Cambria Math" w:hAnsi="Cambria Math"/>
+                    <w:i/>
+                    <w:sz w:val="22"/>
+                    <w:lang w:val="en-US"/>
+                  </w:rPr>
+                </m:ctrlPr>
+              </m:e>
+            </m:d>
+            <m:ctrlPr>
+              <w:rPr>
+                <w:rFonts w:ascii="Cambria Math" w:hAnsi="Cambria Math"/>
+                <w:i/>
+                <w:sz w:val="22"/>
+              </w:rPr>
+            </m:ctrlPr>
+          </m:e>
+          <m:sup>
+            <m:r>
+              <w:rPr>
+                <w:rFonts w:ascii="Cambria Math" w:hAnsi="Cambria Math"/>
+                <w:sz w:val="22"/>
+              </w:rPr>
+              <m:t>2</m:t>
+            </m:r>
+          </m:sup>
+        </m:sSup>
+        <m:r>
+          <w:rPr>
+            <w:rFonts w:ascii="Cambria Math" w:hAnsi="Cambria Math"/>
+            <w:sz w:val="22"/>
+          </w:rPr>
+          <m:t>→0</m:t>
+        </m:r>
+      </m:oMath>
     </w:p>
     <w:p>
       <w:pPr>
@@ -2002,14 +2595,59 @@
       <w:pPr>
         <w:jc w:val="both"/>
         <w:rPr>
-          <w:sz w:val="22"/>
-        </w:rPr>
-      </w:pPr>
-      <w:r>
-        <w:rPr>
-          <w:sz w:val="22"/>
-        </w:rPr>
-        <w:t>Критерий останова: ______________________________________________</w:t>
+          <w:i/>
+          <w:iCs/>
+          <w:sz w:val="22"/>
+        </w:rPr>
+      </w:pPr>
+      <w:r>
+        <w:rPr>
+          <w:sz w:val="22"/>
+        </w:rPr>
+        <w:t xml:space="preserve">Критерий останова: </w:t>
+      </w:r>
+      <w:r>
+        <w:rPr>
+          <w:i/>
+          <w:iCs/>
+          <w:sz w:val="22"/>
+        </w:rPr>
+        <w:t xml:space="preserve">10 эпох без улучшения </w:t>
+      </w:r>
+      <w:r>
+        <w:rPr>
+          <w:i/>
+          <w:iCs/>
+          <w:sz w:val="22"/>
+          <w:lang w:val="en-US"/>
+        </w:rPr>
+        <w:t>loss</w:t>
+      </w:r>
+      <w:r>
+        <w:rPr>
+          <w:i/>
+          <w:iCs/>
+          <w:sz w:val="22"/>
+        </w:rPr>
+        <w:t xml:space="preserve"> на </w:t>
+      </w:r>
+      <w:proofErr w:type="spellStart"/>
+      <w:r>
+        <w:rPr>
+          <w:i/>
+          <w:iCs/>
+          <w:sz w:val="22"/>
+        </w:rPr>
+        <w:t>валидационной</w:t>
+      </w:r>
+      <w:proofErr w:type="spellEnd"/>
+      <w:r>
+        <w:rPr>
+          <w:i/>
+          <w:iCs/>
+          <w:sz w:val="22"/>
+        </w:rPr>
+        <w:t xml:space="preserve"> выборке</w:t>
       </w:r>
     </w:p>
     <w:p>
@@ -2078,14 +2716,45 @@
       </w:pPr>
       <w:r>
         <w:rPr>
-          <w:sz w:val="22"/>
-        </w:rPr>
-        <w:object w:dxaOrig="5309" w:dyaOrig="4245">
-          <v:shape id="_x0000_i1026" type="#_x0000_t75" style="width:360.85pt;height:133.95pt" o:ole="">
-            <v:imagedata r:id="rId7" o:title=""/>
-          </v:shape>
-          <o:OLEObject Type="Embed" ProgID="Word.Picture.8" ShapeID="_x0000_i1026" DrawAspect="Content" ObjectID="_1739142708" r:id="rId9"/>
-        </w:object>
+          <w:noProof/>
+          <w:sz w:val="22"/>
+        </w:rPr>
+        <w:lastRenderedPageBreak/>
+        <w:drawing>
+          <wp:inline distT="0" distB="0" distL="0" distR="0" wp14:anchorId="54237BB7" wp14:editId="704DFDB5">
+            <wp:extent cx="4625975" cy="1708150"/>
+            <wp:effectExtent l="0" t="0" r="0" b="0"/>
+            <wp:docPr id="1648867367" name="Picture 1"/>
+            <wp:cNvGraphicFramePr>
+              <a:graphicFrameLocks xmlns:a="http://schemas.openxmlformats.org/drawingml/2006/main" noChangeAspect="1"/>
+            </wp:cNvGraphicFramePr>
+            <a:graphic xmlns:a="http://schemas.openxmlformats.org/drawingml/2006/main">
+              <a:graphicData uri="http://schemas.openxmlformats.org/drawingml/2006/picture">
+                <pic:pic xmlns:pic="http://schemas.openxmlformats.org/drawingml/2006/picture">
+                  <pic:nvPicPr>
+                    <pic:cNvPr id="1154612628" name=""/>
+                    <pic:cNvPicPr/>
+                  </pic:nvPicPr>
+                  <pic:blipFill>
+                    <a:blip r:embed="rId7"/>
+                    <a:stretch>
+                      <a:fillRect/>
+                    </a:stretch>
+                  </pic:blipFill>
+                  <pic:spPr>
+                    <a:xfrm>
+                      <a:off x="0" y="0"/>
+                      <a:ext cx="4625975" cy="1708150"/>
+                    </a:xfrm>
+                    <a:prstGeom prst="rect">
+                      <a:avLst/>
+                    </a:prstGeom>
+                  </pic:spPr>
+                </pic:pic>
+              </a:graphicData>
+            </a:graphic>
+          </wp:inline>
+        </w:drawing>
       </w:r>
     </w:p>
     <w:p>
@@ -2099,7 +2768,6 @@
         <w:rPr>
           <w:sz w:val="22"/>
         </w:rPr>
-        <w:lastRenderedPageBreak/>
         <w:t xml:space="preserve">Зависимость выходов </w:t>
       </w:r>
       <w:proofErr w:type="spellStart"/>
@@ -2150,7 +2818,6 @@
     </w:p>
     <w:p>
       <w:pPr>
-        <w:ind w:firstLine="708"/>
         <w:jc w:val="both"/>
         <w:rPr>
           <w:sz w:val="22"/>
@@ -2158,78 +2825,289 @@
       </w:pPr>
       <w:r>
         <w:rPr>
-          <w:i/>
-          <w:sz w:val="22"/>
-        </w:rPr>
-        <w:t xml:space="preserve">     </w:t>
-      </w:r>
-      <w:r>
-        <w:rPr>
-          <w:i/>
-          <w:sz w:val="22"/>
-        </w:rPr>
-        <w:t xml:space="preserve">    </w:t>
-      </w:r>
-      <w:r>
-        <w:rPr>
-          <w:i/>
-          <w:sz w:val="22"/>
-        </w:rPr>
-        <w:t xml:space="preserve">  </w:t>
-      </w:r>
-      <w:r>
-        <w:rPr>
-          <w:i/>
-          <w:sz w:val="22"/>
-        </w:rPr>
-        <w:t>До обучения</w:t>
+          <w:noProof/>
+          <w:sz w:val="22"/>
+        </w:rPr>
+        <w:drawing>
+          <wp:inline distT="0" distB="0" distL="0" distR="0" wp14:anchorId="697E8E32" wp14:editId="71A7468F">
+            <wp:extent cx="4625975" cy="1715770"/>
+            <wp:effectExtent l="0" t="0" r="0" b="0"/>
+            <wp:docPr id="1113430692" name="Picture 1"/>
+            <wp:cNvGraphicFramePr>
+              <a:graphicFrameLocks xmlns:a="http://schemas.openxmlformats.org/drawingml/2006/main" noChangeAspect="1"/>
+            </wp:cNvGraphicFramePr>
+            <a:graphic xmlns:a="http://schemas.openxmlformats.org/drawingml/2006/main">
+              <a:graphicData uri="http://schemas.openxmlformats.org/drawingml/2006/picture">
+                <pic:pic xmlns:pic="http://schemas.openxmlformats.org/drawingml/2006/picture">
+                  <pic:nvPicPr>
+                    <pic:cNvPr id="1113430692" name=""/>
+                    <pic:cNvPicPr/>
+                  </pic:nvPicPr>
+                  <pic:blipFill>
+                    <a:blip r:embed="rId9"/>
+                    <a:stretch>
+                      <a:fillRect/>
+                    </a:stretch>
+                  </pic:blipFill>
+                  <pic:spPr>
+                    <a:xfrm>
+                      <a:off x="0" y="0"/>
+                      <a:ext cx="4625975" cy="1715770"/>
+                    </a:xfrm>
+                    <a:prstGeom prst="rect">
+                      <a:avLst/>
+                    </a:prstGeom>
+                  </pic:spPr>
+                </pic:pic>
+              </a:graphicData>
+            </a:graphic>
+          </wp:inline>
+        </w:drawing>
+      </w:r>
+    </w:p>
+    <w:p>
+      <w:pPr>
+        <w:jc w:val="both"/>
+        <w:rPr>
+          <w:sz w:val="22"/>
+        </w:rPr>
+      </w:pPr>
+      <w:r>
+        <w:rPr>
+          <w:sz w:val="22"/>
+        </w:rPr>
+        <w:t>Зависимость ошибки сети</w:t>
+      </w:r>
+      <w:r>
+        <w:rPr>
+          <w:sz w:val="22"/>
+        </w:rPr>
+        <w:t xml:space="preserve"> </w:t>
       </w:r>
       <w:proofErr w:type="gramStart"/>
       <w:r>
         <w:rPr>
+          <w:i/>
+          <w:sz w:val="22"/>
+          <w:lang w:val="en-US"/>
+        </w:rPr>
+        <w:t>E</w:t>
+      </w:r>
+      <w:r>
+        <w:rPr>
+          <w:sz w:val="22"/>
+        </w:rPr>
+        <w:t>(</w:t>
+      </w:r>
+      <w:proofErr w:type="gramEnd"/>
+      <w:r>
+        <w:rPr>
+          <w:sz w:val="22"/>
+        </w:rPr>
+        <w:sym w:font="Symbol" w:char="F074"/>
+      </w:r>
+      <w:r>
+        <w:rPr>
+          <w:sz w:val="22"/>
+        </w:rPr>
+        <w:t xml:space="preserve">) </w:t>
+      </w:r>
+      <w:r>
+        <w:rPr>
+          <w:sz w:val="22"/>
+        </w:rPr>
+        <w:t xml:space="preserve">на обучающей, </w:t>
+      </w:r>
+      <w:proofErr w:type="spellStart"/>
+      <w:r>
+        <w:rPr>
+          <w:sz w:val="22"/>
+        </w:rPr>
+        <w:t>валидационной</w:t>
+      </w:r>
+      <w:proofErr w:type="spellEnd"/>
+      <w:r>
+        <w:rPr>
+          <w:sz w:val="22"/>
+        </w:rPr>
+        <w:t xml:space="preserve"> и тестовой выборках от времени обучения</w:t>
+      </w:r>
+      <w:r>
+        <w:rPr>
+          <w:sz w:val="22"/>
+        </w:rPr>
+        <w:t>:</w:t>
+      </w:r>
+    </w:p>
+    <w:p>
+      <w:pPr>
+        <w:jc w:val="both"/>
+        <w:rPr>
+          <w:sz w:val="22"/>
+        </w:rPr>
+      </w:pPr>
+      <w:r>
+        <w:rPr>
+          <w:noProof/>
+          <w:sz w:val="22"/>
+        </w:rPr>
+        <w:drawing>
+          <wp:inline distT="0" distB="0" distL="0" distR="0" wp14:anchorId="6D175AA1" wp14:editId="4E0566BC">
+            <wp:extent cx="4625975" cy="1668780"/>
+            <wp:effectExtent l="0" t="0" r="0" b="0"/>
+            <wp:docPr id="1535746943" name="Picture 1"/>
+            <wp:cNvGraphicFramePr>
+              <a:graphicFrameLocks xmlns:a="http://schemas.openxmlformats.org/drawingml/2006/main" noChangeAspect="1"/>
+            </wp:cNvGraphicFramePr>
+            <a:graphic xmlns:a="http://schemas.openxmlformats.org/drawingml/2006/main">
+              <a:graphicData uri="http://schemas.openxmlformats.org/drawingml/2006/picture">
+                <pic:pic xmlns:pic="http://schemas.openxmlformats.org/drawingml/2006/picture">
+                  <pic:nvPicPr>
+                    <pic:cNvPr id="1535746943" name=""/>
+                    <pic:cNvPicPr/>
+                  </pic:nvPicPr>
+                  <pic:blipFill>
+                    <a:blip r:embed="rId10"/>
+                    <a:stretch>
+                      <a:fillRect/>
+                    </a:stretch>
+                  </pic:blipFill>
+                  <pic:spPr>
+                    <a:xfrm>
+                      <a:off x="0" y="0"/>
+                      <a:ext cx="4625975" cy="1668780"/>
+                    </a:xfrm>
+                    <a:prstGeom prst="rect">
+                      <a:avLst/>
+                    </a:prstGeom>
+                  </pic:spPr>
+                </pic:pic>
+              </a:graphicData>
+            </a:graphic>
+          </wp:inline>
+        </w:drawing>
+      </w:r>
+    </w:p>
+    <w:p>
+      <w:pPr>
+        <w:jc w:val="both"/>
+        <w:rPr>
+          <w:i/>
+          <w:sz w:val="22"/>
+        </w:rPr>
+      </w:pPr>
+      <w:r>
+        <w:rPr>
+          <w:i/>
+          <w:sz w:val="22"/>
+        </w:rPr>
+        <w:t>Отметить на график</w:t>
+      </w:r>
+      <w:r>
+        <w:rPr>
+          <w:i/>
+          <w:sz w:val="22"/>
+        </w:rPr>
+        <w:t>е</w:t>
+      </w:r>
+      <w:r>
+        <w:rPr>
+          <w:i/>
+          <w:sz w:val="22"/>
+        </w:rPr>
+        <w:t xml:space="preserve"> начало переобучения (если наблюдается)</w:t>
+      </w:r>
+    </w:p>
+    <w:p>
+      <w:pPr>
+        <w:jc w:val="both"/>
+        <w:rPr>
+          <w:sz w:val="22"/>
+        </w:rPr>
+      </w:pPr>
+    </w:p>
+    <w:p>
+      <w:pPr>
+        <w:jc w:val="both"/>
+        <w:rPr>
+          <w:sz w:val="22"/>
+        </w:rPr>
+      </w:pPr>
+      <w:r>
+        <w:rPr>
+          <w:sz w:val="22"/>
+        </w:rPr>
+        <w:t>Зависимость син</w:t>
+      </w:r>
+      <w:r>
+        <w:rPr>
+          <w:sz w:val="22"/>
+        </w:rPr>
+        <w:t>аптических</w:t>
+      </w:r>
+      <w:r>
+        <w:rPr>
+          <w:sz w:val="22"/>
+        </w:rPr>
+        <w:t xml:space="preserve"> коэфф</w:t>
+      </w:r>
+      <w:r>
+        <w:rPr>
+          <w:sz w:val="22"/>
+        </w:rPr>
+        <w:t>ициентов</w:t>
+      </w:r>
+      <w:r>
+        <w:rPr>
+          <w:sz w:val="22"/>
+        </w:rPr>
+        <w:t xml:space="preserve"> сети</w:t>
+      </w:r>
+      <w:r>
+        <w:rPr>
           <w:sz w:val="22"/>
         </w:rPr>
         <w:t xml:space="preserve"> </w:t>
       </w:r>
-      <w:r>
-        <w:rPr>
-          <w:sz w:val="22"/>
-        </w:rPr>
-        <w:tab/>
-      </w:r>
-      <w:r>
-        <w:rPr>
-          <w:sz w:val="22"/>
-        </w:rPr>
-        <w:tab/>
-      </w:r>
-      <w:r>
-        <w:rPr>
-          <w:sz w:val="22"/>
-        </w:rPr>
-        <w:tab/>
-        <w:t xml:space="preserve">      </w:t>
-      </w:r>
-      <w:r>
-        <w:rPr>
-          <w:sz w:val="22"/>
-        </w:rPr>
-        <w:t xml:space="preserve">  </w:t>
-      </w:r>
-      <w:r>
-        <w:rPr>
-          <w:i/>
-          <w:sz w:val="22"/>
-        </w:rPr>
-        <w:t>П</w:t>
+      <w:proofErr w:type="gramStart"/>
+      <w:r>
+        <w:rPr>
+          <w:i/>
+          <w:sz w:val="22"/>
+          <w:lang w:val="en-US"/>
+        </w:rPr>
+        <w:t>w</w:t>
+      </w:r>
+      <w:r>
+        <w:rPr>
+          <w:sz w:val="22"/>
+        </w:rPr>
+        <w:t>(</w:t>
       </w:r>
       <w:proofErr w:type="gramEnd"/>
       <w:r>
         <w:rPr>
-          <w:i/>
-          <w:sz w:val="22"/>
-        </w:rPr>
-        <w:t>осле обучения</w:t>
+          <w:sz w:val="22"/>
+        </w:rPr>
+        <w:sym w:font="Symbol" w:char="F074"/>
+      </w:r>
+      <w:r>
+        <w:rPr>
+          <w:sz w:val="22"/>
+        </w:rPr>
+        <w:t>)</w:t>
+      </w:r>
+      <w:r>
+        <w:rPr>
+          <w:sz w:val="22"/>
+        </w:rPr>
+        <w:t xml:space="preserve"> от времени обучения</w:t>
+      </w:r>
+      <w:r>
+        <w:rPr>
+          <w:sz w:val="22"/>
+        </w:rPr>
+        <w:t>:</w:t>
       </w:r>
     </w:p>
     <w:p>
@@ -2237,35 +3115,50 @@
         <w:jc w:val="both"/>
         <w:rPr>
           <w:sz w:val="22"/>
-        </w:rPr>
-      </w:pPr>
-      <w:r>
-        <w:rPr>
-          <w:sz w:val="22"/>
-        </w:rPr>
-        <w:object w:dxaOrig="5309" w:dyaOrig="4245">
-          <v:shape id="_x0000_i1027" type="#_x0000_t75" style="width:172.45pt;height:121.4pt" o:ole="">
-            <v:imagedata r:id="rId7" o:title=""/>
-          </v:shape>
-          <o:OLEObject Type="Embed" ProgID="Word.Picture.8" ShapeID="_x0000_i1027" DrawAspect="Content" ObjectID="_1739142709" r:id="rId10"/>
-        </w:object>
-      </w:r>
-      <w:r>
-        <w:rPr>
-          <w:sz w:val="22"/>
-        </w:rPr>
-        <w:tab/>
-      </w:r>
-      <w:r>
-        <w:rPr>
-          <w:sz w:val="22"/>
-        </w:rPr>
-        <w:object w:dxaOrig="5309" w:dyaOrig="4245">
-          <v:shape id="_x0000_i1028" type="#_x0000_t75" style="width:172.45pt;height:121.4pt" o:ole="">
-            <v:imagedata r:id="rId7" o:title=""/>
-          </v:shape>
-          <o:OLEObject Type="Embed" ProgID="Word.Picture.8" ShapeID="_x0000_i1028" DrawAspect="Content" ObjectID="_1739142710" r:id="rId11"/>
-        </w:object>
+          <w:lang w:val="en-US"/>
+        </w:rPr>
+      </w:pPr>
+      <w:r>
+        <w:rPr>
+          <w:noProof/>
+          <w:sz w:val="22"/>
+        </w:rPr>
+        <w:lastRenderedPageBreak/>
+        <w:drawing>
+          <wp:inline distT="0" distB="0" distL="0" distR="0" wp14:anchorId="40F849DF" wp14:editId="475F0CBE">
+            <wp:extent cx="4625975" cy="1297940"/>
+            <wp:effectExtent l="0" t="0" r="0" b="0"/>
+            <wp:docPr id="854218532" name="Picture 1"/>
+            <wp:cNvGraphicFramePr>
+              <a:graphicFrameLocks xmlns:a="http://schemas.openxmlformats.org/drawingml/2006/main" noChangeAspect="1"/>
+            </wp:cNvGraphicFramePr>
+            <a:graphic xmlns:a="http://schemas.openxmlformats.org/drawingml/2006/main">
+              <a:graphicData uri="http://schemas.openxmlformats.org/drawingml/2006/picture">
+                <pic:pic xmlns:pic="http://schemas.openxmlformats.org/drawingml/2006/picture">
+                  <pic:nvPicPr>
+                    <pic:cNvPr id="854218532" name=""/>
+                    <pic:cNvPicPr/>
+                  </pic:nvPicPr>
+                  <pic:blipFill>
+                    <a:blip r:embed="rId11"/>
+                    <a:stretch>
+                      <a:fillRect/>
+                    </a:stretch>
+                  </pic:blipFill>
+                  <pic:spPr>
+                    <a:xfrm>
+                      <a:off x="0" y="0"/>
+                      <a:ext cx="4625975" cy="1297940"/>
+                    </a:xfrm>
+                    <a:prstGeom prst="rect">
+                      <a:avLst/>
+                    </a:prstGeom>
+                  </pic:spPr>
+                </pic:pic>
+              </a:graphicData>
+            </a:graphic>
+          </wp:inline>
+        </w:drawing>
       </w:r>
     </w:p>
     <w:p>
@@ -2273,6 +3166,7 @@
         <w:jc w:val="both"/>
         <w:rPr>
           <w:sz w:val="22"/>
+          <w:lang w:val="en-US"/>
         </w:rPr>
       </w:pPr>
     </w:p>
@@ -2283,333 +3177,11 @@
           <w:sz w:val="22"/>
         </w:rPr>
       </w:pPr>
-      <w:proofErr w:type="gramStart"/>
-      <w:r>
-        <w:rPr>
-          <w:sz w:val="22"/>
-        </w:rPr>
-        <w:t>Зависимость ошибки сети</w:t>
-      </w:r>
-      <w:r>
-        <w:rPr>
-          <w:sz w:val="22"/>
-        </w:rPr>
-        <w:t xml:space="preserve"> </w:t>
-      </w:r>
-      <w:r>
-        <w:rPr>
-          <w:i/>
-          <w:sz w:val="22"/>
-          <w:lang w:val="en-US"/>
-        </w:rPr>
-        <w:t>E</w:t>
-      </w:r>
-      <w:r>
-        <w:rPr>
-          <w:sz w:val="22"/>
-        </w:rPr>
-        <w:t>(</w:t>
-      </w:r>
-      <w:r>
-        <w:rPr>
-          <w:sz w:val="22"/>
-        </w:rPr>
-        <w:sym w:font="Symbol" w:char="F074"/>
-      </w:r>
-      <w:r>
-        <w:rPr>
-          <w:sz w:val="22"/>
-        </w:rPr>
-        <w:t xml:space="preserve">) </w:t>
-      </w:r>
-      <w:r>
-        <w:rPr>
-          <w:sz w:val="22"/>
-        </w:rPr>
-        <w:t xml:space="preserve">на обучающей, </w:t>
-      </w:r>
-      <w:proofErr w:type="spellStart"/>
-      <w:r>
-        <w:rPr>
-          <w:sz w:val="22"/>
-        </w:rPr>
-        <w:t>валидационной</w:t>
-      </w:r>
-      <w:proofErr w:type="spellEnd"/>
-      <w:r>
-        <w:rPr>
-          <w:sz w:val="22"/>
-        </w:rPr>
-        <w:t xml:space="preserve"> и тестовой выборках от времени обучения</w:t>
-      </w:r>
-      <w:r>
-        <w:rPr>
-          <w:sz w:val="22"/>
-        </w:rPr>
-        <w:t>:</w:t>
-      </w:r>
-      <w:proofErr w:type="gramEnd"/>
-    </w:p>
-    <w:p>
-      <w:pPr>
-        <w:jc w:val="both"/>
-        <w:rPr>
-          <w:sz w:val="22"/>
-        </w:rPr>
-      </w:pPr>
-      <w:r>
-        <w:rPr>
-          <w:sz w:val="22"/>
-        </w:rPr>
-        <w:object w:dxaOrig="5309" w:dyaOrig="4245">
-          <v:shape id="_x0000_i1029" type="#_x0000_t75" style="width:360.85pt;height:133.95pt" o:ole="">
-            <v:imagedata r:id="rId7" o:title=""/>
-          </v:shape>
-          <o:OLEObject Type="Embed" ProgID="Word.Picture.8" ShapeID="_x0000_i1029" DrawAspect="Content" ObjectID="_1739142711" r:id="rId12"/>
-        </w:object>
-      </w:r>
-    </w:p>
-    <w:p>
-      <w:pPr>
-        <w:jc w:val="both"/>
-        <w:rPr>
-          <w:i/>
-          <w:sz w:val="22"/>
-        </w:rPr>
-      </w:pPr>
-      <w:r>
-        <w:rPr>
-          <w:i/>
-          <w:sz w:val="22"/>
-        </w:rPr>
-        <w:t>Отметить на график</w:t>
-      </w:r>
-      <w:r>
-        <w:rPr>
-          <w:i/>
-          <w:sz w:val="22"/>
-        </w:rPr>
-        <w:t>е</w:t>
-      </w:r>
-      <w:r>
-        <w:rPr>
-          <w:i/>
-          <w:sz w:val="22"/>
-        </w:rPr>
-        <w:t xml:space="preserve"> начало переобучения (если наблюдается)</w:t>
-      </w:r>
-    </w:p>
-    <w:p>
-      <w:pPr>
-        <w:jc w:val="both"/>
-        <w:rPr>
-          <w:sz w:val="22"/>
-        </w:rPr>
-      </w:pPr>
-    </w:p>
-    <w:p>
-      <w:pPr>
-        <w:jc w:val="both"/>
-        <w:rPr>
-          <w:sz w:val="22"/>
-        </w:rPr>
-      </w:pPr>
-      <w:r>
-        <w:rPr>
-          <w:sz w:val="22"/>
-        </w:rPr>
-        <w:t xml:space="preserve">Зависимость </w:t>
-      </w:r>
-      <w:proofErr w:type="spellStart"/>
-      <w:r>
-        <w:rPr>
-          <w:sz w:val="22"/>
-        </w:rPr>
-        <w:t>син</w:t>
-      </w:r>
-      <w:r>
-        <w:rPr>
-          <w:sz w:val="22"/>
-        </w:rPr>
-        <w:t>аптических</w:t>
-      </w:r>
-      <w:proofErr w:type="spellEnd"/>
-      <w:r>
-        <w:rPr>
-          <w:sz w:val="22"/>
-        </w:rPr>
-        <w:t xml:space="preserve"> коэфф</w:t>
-      </w:r>
-      <w:r>
-        <w:rPr>
-          <w:sz w:val="22"/>
-        </w:rPr>
-        <w:t>ициентов</w:t>
-      </w:r>
-      <w:r>
-        <w:rPr>
-          <w:sz w:val="22"/>
-        </w:rPr>
-        <w:t xml:space="preserve"> сети</w:t>
-      </w:r>
-      <w:r>
-        <w:rPr>
-          <w:sz w:val="22"/>
-        </w:rPr>
-        <w:t xml:space="preserve"> </w:t>
-      </w:r>
-      <w:r>
-        <w:rPr>
-          <w:i/>
-          <w:sz w:val="22"/>
-          <w:lang w:val="en-US"/>
-        </w:rPr>
-        <w:t>w</w:t>
-      </w:r>
-      <w:r>
-        <w:rPr>
-          <w:sz w:val="22"/>
-        </w:rPr>
-        <w:t>(</w:t>
-      </w:r>
-      <w:r>
-        <w:rPr>
-          <w:sz w:val="22"/>
-        </w:rPr>
-        <w:sym w:font="Symbol" w:char="F074"/>
-      </w:r>
-      <w:r>
-        <w:rPr>
-          <w:sz w:val="22"/>
-        </w:rPr>
-        <w:t>)</w:t>
-      </w:r>
-      <w:r>
-        <w:rPr>
-          <w:sz w:val="22"/>
-        </w:rPr>
-        <w:t xml:space="preserve"> от времени обучения</w:t>
-      </w:r>
-      <w:r>
-        <w:rPr>
-          <w:sz w:val="22"/>
-        </w:rPr>
-        <w:t>:</w:t>
-      </w:r>
-    </w:p>
-    <w:p>
-      <w:pPr>
-        <w:ind w:firstLine="708"/>
-        <w:jc w:val="both"/>
-        <w:rPr>
-          <w:sz w:val="22"/>
-        </w:rPr>
-      </w:pPr>
-      <w:r>
-        <w:rPr>
-          <w:i/>
-          <w:sz w:val="22"/>
-        </w:rPr>
-        <w:t>Нейронов скрытого слоя</w:t>
-      </w:r>
-      <w:r>
-        <w:rPr>
-          <w:sz w:val="22"/>
-        </w:rPr>
-        <w:t xml:space="preserve"> </w:t>
-      </w:r>
-      <w:r>
-        <w:rPr>
-          <w:sz w:val="22"/>
-        </w:rPr>
-        <w:tab/>
-      </w:r>
-      <w:r>
-        <w:rPr>
-          <w:sz w:val="22"/>
-        </w:rPr>
-        <w:tab/>
-        <w:t xml:space="preserve">      </w:t>
-      </w:r>
-      <w:r>
-        <w:rPr>
-          <w:i/>
-          <w:sz w:val="22"/>
-        </w:rPr>
-        <w:t>Выходного нейрона</w:t>
-      </w:r>
-    </w:p>
-    <w:p>
-      <w:pPr>
-        <w:jc w:val="both"/>
-        <w:rPr>
-          <w:sz w:val="22"/>
-        </w:rPr>
-      </w:pPr>
-      <w:r>
-        <w:rPr>
-          <w:sz w:val="22"/>
-        </w:rPr>
-        <w:object w:dxaOrig="5309" w:dyaOrig="4245">
-          <v:shape id="_x0000_i1030" type="#_x0000_t75" style="width:172.45pt;height:121.4pt" o:ole="">
-            <v:imagedata r:id="rId7" o:title=""/>
-          </v:shape>
-          <o:OLEObject Type="Embed" ProgID="Word.Picture.8" ShapeID="_x0000_i1030" DrawAspect="Content" ObjectID="_1739142712" r:id="rId13"/>
-        </w:object>
-      </w:r>
-      <w:r>
-        <w:rPr>
-          <w:sz w:val="22"/>
-        </w:rPr>
-        <w:tab/>
-      </w:r>
-      <w:r>
-        <w:rPr>
-          <w:sz w:val="22"/>
-        </w:rPr>
-        <w:object w:dxaOrig="5309" w:dyaOrig="4245">
-          <v:shape id="_x0000_i1031" type="#_x0000_t75" style="width:172.45pt;height:121.4pt" o:ole="">
-            <v:imagedata r:id="rId7" o:title=""/>
-          </v:shape>
-          <o:OLEObject Type="Embed" ProgID="Word.Picture.8" ShapeID="_x0000_i1031" DrawAspect="Content" ObjectID="_1739142713" r:id="rId14"/>
-        </w:object>
-      </w:r>
-    </w:p>
-    <w:p>
-      <w:pPr>
-        <w:jc w:val="both"/>
-        <w:rPr>
-          <w:sz w:val="22"/>
-        </w:rPr>
-      </w:pPr>
-    </w:p>
-    <w:p>
-      <w:pPr>
-        <w:jc w:val="both"/>
-        <w:rPr>
-          <w:sz w:val="22"/>
-        </w:rPr>
-      </w:pPr>
-      <w:r>
-        <w:rPr>
-          <w:sz w:val="22"/>
-        </w:rPr>
-        <w:lastRenderedPageBreak/>
-        <w:t xml:space="preserve">Показатели качества обученной </w:t>
-      </w:r>
-      <w:proofErr w:type="spellStart"/>
-      <w:r>
-        <w:rPr>
-          <w:sz w:val="22"/>
-        </w:rPr>
-        <w:t>нейросетевой</w:t>
-      </w:r>
-      <w:proofErr w:type="spellEnd"/>
-      <w:r>
-        <w:rPr>
-          <w:sz w:val="22"/>
-        </w:rPr>
-        <w:t xml:space="preserve"> модели:</w:t>
+      <w:r>
+        <w:rPr>
+          <w:sz w:val="22"/>
+        </w:rPr>
+        <w:t>Показатели качества обученной нейросетевой модели:</w:t>
       </w:r>
     </w:p>
     <w:tbl>
@@ -2624,7 +3196,7 @@
           <w:insideH w:val="single" w:sz="4" w:space="0" w:color="auto"/>
           <w:insideV w:val="single" w:sz="4" w:space="0" w:color="auto"/>
         </w:tblBorders>
-        <w:tblLook w:val="01E0"/>
+        <w:tblLook w:val="01E0" w:firstRow="1" w:lastRow="1" w:firstColumn="1" w:lastColumn="1" w:noHBand="0" w:noVBand="0"/>
       </w:tblPr>
       <w:tblGrid>
         <w:gridCol w:w="2481"/>
@@ -2775,6 +3347,13 @@
                 <w:szCs w:val="20"/>
               </w:rPr>
             </w:pPr>
+            <w:r>
+              <w:rPr>
+                <w:sz w:val="18"/>
+                <w:szCs w:val="20"/>
+              </w:rPr>
+              <w:t>316.363462</w:t>
+            </w:r>
           </w:p>
         </w:tc>
         <w:tc>
@@ -2790,6 +3369,13 @@
                 <w:szCs w:val="20"/>
               </w:rPr>
             </w:pPr>
+            <w:r>
+              <w:rPr>
+                <w:sz w:val="18"/>
+                <w:szCs w:val="20"/>
+              </w:rPr>
+              <w:t>304.971954</w:t>
+            </w:r>
           </w:p>
         </w:tc>
         <w:tc>
@@ -2805,6 +3391,13 @@
                 <w:szCs w:val="20"/>
               </w:rPr>
             </w:pPr>
+            <w:r>
+              <w:rPr>
+                <w:sz w:val="18"/>
+                <w:szCs w:val="20"/>
+              </w:rPr>
+              <w:t>265.464447</w:t>
+            </w:r>
           </w:p>
         </w:tc>
       </w:tr>
@@ -2825,12 +3418,21 @@
                 <w:szCs w:val="20"/>
               </w:rPr>
             </w:pPr>
-            <w:r>
-              <w:rPr>
-                <w:sz w:val="18"/>
-                <w:szCs w:val="20"/>
-              </w:rPr>
-              <w:t>С.к.о. ошибк</w:t>
+            <w:proofErr w:type="spellStart"/>
+            <w:r>
+              <w:rPr>
+                <w:sz w:val="18"/>
+                <w:szCs w:val="20"/>
+              </w:rPr>
+              <w:t>С.к.о</w:t>
+            </w:r>
+            <w:proofErr w:type="spellEnd"/>
+            <w:r>
+              <w:rPr>
+                <w:sz w:val="18"/>
+                <w:szCs w:val="20"/>
+              </w:rPr>
+              <w:t>. ошибк</w:t>
             </w:r>
             <w:r>
               <w:rPr>
@@ -2854,6 +3456,13 @@
                 <w:szCs w:val="20"/>
               </w:rPr>
             </w:pPr>
+            <w:r>
+              <w:rPr>
+                <w:sz w:val="18"/>
+                <w:szCs w:val="20"/>
+              </w:rPr>
+              <w:t>0.664415</w:t>
+            </w:r>
           </w:p>
         </w:tc>
         <w:tc>
@@ -2869,6 +3478,13 @@
                 <w:szCs w:val="20"/>
               </w:rPr>
             </w:pPr>
+            <w:r>
+              <w:rPr>
+                <w:sz w:val="18"/>
+                <w:szCs w:val="20"/>
+              </w:rPr>
+              <w:t>0.584303</w:t>
+            </w:r>
           </w:p>
         </w:tc>
         <w:tc>
@@ -2884,6 +3500,13 @@
                 <w:szCs w:val="20"/>
               </w:rPr>
             </w:pPr>
+            <w:r>
+              <w:rPr>
+                <w:sz w:val="18"/>
+                <w:szCs w:val="20"/>
+              </w:rPr>
+              <w:t>0.620984</w:t>
+            </w:r>
           </w:p>
         </w:tc>
       </w:tr>
@@ -2927,6 +3550,13 @@
                 <w:szCs w:val="20"/>
               </w:rPr>
             </w:pPr>
+            <w:r>
+              <w:rPr>
+                <w:sz w:val="20"/>
+                <w:szCs w:val="20"/>
+              </w:rPr>
+              <w:t>622.078013</w:t>
+            </w:r>
           </w:p>
         </w:tc>
         <w:tc>
@@ -2942,6 +3572,13 @@
                 <w:szCs w:val="20"/>
               </w:rPr>
             </w:pPr>
+            <w:r>
+              <w:rPr>
+                <w:sz w:val="20"/>
+                <w:szCs w:val="20"/>
+              </w:rPr>
+              <w:t>621.793803</w:t>
+            </w:r>
           </w:p>
         </w:tc>
         <w:tc>
@@ -2957,6 +3594,13 @@
                 <w:szCs w:val="20"/>
               </w:rPr>
             </w:pPr>
+            <w:r>
+              <w:rPr>
+                <w:sz w:val="20"/>
+                <w:szCs w:val="20"/>
+              </w:rPr>
+              <w:t>421.895264</w:t>
+            </w:r>
           </w:p>
         </w:tc>
       </w:tr>
@@ -2975,85 +3619,284 @@
       <w:pPr>
         <w:jc w:val="both"/>
         <w:rPr>
-          <w:i/>
-          <w:sz w:val="22"/>
-        </w:rPr>
-      </w:pPr>
-      <w:r>
-        <w:rPr>
-          <w:sz w:val="22"/>
-        </w:rPr>
-        <w:t xml:space="preserve">Обученная </w:t>
+          <w:sz w:val="22"/>
+        </w:rPr>
+      </w:pPr>
+      <w:r>
+        <w:rPr>
+          <w:sz w:val="22"/>
+        </w:rPr>
+        <w:t xml:space="preserve">Обученная нейросетевая модель </w:t>
+      </w:r>
+      <w:r>
+        <w:rPr>
+          <w:i/>
+          <w:sz w:val="22"/>
+        </w:rPr>
+        <w:t>обладает</w:t>
+      </w:r>
+      <w:r>
+        <w:rPr>
+          <w:sz w:val="22"/>
+        </w:rPr>
+        <w:t xml:space="preserve"> способностью к генерализации данных.</w:t>
+      </w:r>
+      <w:r>
+        <w:rPr>
+          <w:sz w:val="22"/>
+        </w:rPr>
+        <w:t xml:space="preserve"> Для улучшения качества аппроксимации требуется использовать</w:t>
+      </w:r>
+      <w:r>
+        <w:rPr>
+          <w:sz w:val="22"/>
+        </w:rPr>
+        <w:t>:</w:t>
+      </w:r>
+      <w:r>
+        <w:rPr>
+          <w:sz w:val="22"/>
+        </w:rPr>
+        <w:t xml:space="preserve"> </w:t>
+      </w:r>
+    </w:p>
+    <w:p>
+      <w:pPr>
+        <w:jc w:val="both"/>
+        <w:rPr>
+          <w:i/>
+          <w:sz w:val="22"/>
+        </w:rPr>
+      </w:pPr>
+      <w:r>
+        <w:rPr>
+          <w:sz w:val="22"/>
+        </w:rPr>
+        <w:t>1)</w:t>
+      </w:r>
+      <w:r>
+        <w:rPr>
+          <w:sz w:val="22"/>
+        </w:rPr>
+        <w:t xml:space="preserve"> </w:t>
+      </w:r>
+      <w:r>
+        <w:rPr>
+          <w:i/>
+          <w:sz w:val="22"/>
+        </w:rPr>
+        <w:t xml:space="preserve">сеть с </w:t>
+      </w:r>
+      <w:r>
+        <w:rPr>
+          <w:i/>
+          <w:sz w:val="22"/>
+        </w:rPr>
+        <w:t xml:space="preserve">аналогичным числом нейронов, так как переобучения и </w:t>
       </w:r>
       <w:proofErr w:type="spellStart"/>
       <w:r>
         <w:rPr>
-          <w:sz w:val="22"/>
-        </w:rPr>
-        <w:t>нейросетевая</w:t>
+          <w:i/>
+          <w:sz w:val="22"/>
+        </w:rPr>
+        <w:t>недообучения</w:t>
       </w:r>
       <w:proofErr w:type="spellEnd"/>
       <w:r>
         <w:rPr>
-          <w:sz w:val="22"/>
-        </w:rPr>
-        <w:t xml:space="preserve"> модель </w:t>
-      </w:r>
-      <w:proofErr w:type="gramStart"/>
-      <w:r>
-        <w:rPr>
-          <w:i/>
-          <w:sz w:val="22"/>
-        </w:rPr>
-        <w:t>обладает</w:t>
-      </w:r>
-      <w:proofErr w:type="gramEnd"/>
-      <w:r>
-        <w:rPr>
-          <w:i/>
-          <w:sz w:val="22"/>
-        </w:rPr>
-        <w:t> / не обладает</w:t>
-      </w:r>
-      <w:r>
-        <w:rPr>
-          <w:sz w:val="22"/>
-        </w:rPr>
-        <w:t xml:space="preserve"> способностью к генерализации данных.</w:t>
-      </w:r>
-      <w:r>
-        <w:rPr>
-          <w:sz w:val="22"/>
-        </w:rPr>
-        <w:t xml:space="preserve"> Для улучшения качества аппроксимации требуется использовать </w:t>
-      </w:r>
-      <w:r>
-        <w:rPr>
-          <w:i/>
-          <w:sz w:val="22"/>
-        </w:rPr>
-        <w:t>сеть с большим числом нейронов / сеть с меньшим числом нейронов / продолжить обучение имеющейся сети </w:t>
-      </w:r>
-      <w:r>
-        <w:rPr>
-          <w:i/>
-          <w:sz w:val="22"/>
-        </w:rPr>
-        <w:t xml:space="preserve">/ изменить параметры метода обучения / изменить критерий останова </w:t>
-      </w:r>
-      <w:r>
-        <w:rPr>
-          <w:i/>
-          <w:sz w:val="22"/>
-        </w:rPr>
-        <w:t>/ </w:t>
-      </w:r>
-      <w:r>
-        <w:rPr>
-          <w:i/>
-          <w:sz w:val="22"/>
-        </w:rPr>
-        <w:t xml:space="preserve">изменить режим обучения / </w:t>
+          <w:i/>
+          <w:sz w:val="22"/>
+        </w:rPr>
+        <w:t xml:space="preserve"> не наблюдается.</w:t>
+      </w:r>
+    </w:p>
+    <w:p>
+      <w:pPr>
+        <w:jc w:val="both"/>
+        <w:rPr>
+          <w:i/>
+          <w:sz w:val="22"/>
+        </w:rPr>
+      </w:pPr>
+      <w:r>
+        <w:rPr>
+          <w:i/>
+          <w:sz w:val="22"/>
+        </w:rPr>
+        <w:t xml:space="preserve">2) </w:t>
+      </w:r>
+      <w:r>
+        <w:rPr>
+          <w:i/>
+          <w:sz w:val="22"/>
+        </w:rPr>
+        <w:t>продолжить обучение имеющейся сети</w:t>
+      </w:r>
+      <w:r>
+        <w:rPr>
+          <w:i/>
+          <w:sz w:val="22"/>
+        </w:rPr>
+        <w:t>.</w:t>
+      </w:r>
+    </w:p>
+    <w:p>
+      <w:pPr>
+        <w:jc w:val="both"/>
+        <w:rPr>
+          <w:i/>
+          <w:sz w:val="22"/>
+        </w:rPr>
+      </w:pPr>
+      <w:r>
+        <w:rPr>
+          <w:i/>
+          <w:sz w:val="22"/>
+        </w:rPr>
+        <w:t xml:space="preserve">3) </w:t>
+      </w:r>
+      <w:r>
+        <w:rPr>
+          <w:i/>
+          <w:sz w:val="22"/>
+        </w:rPr>
+        <w:t>изменить параметры метода обучения</w:t>
+      </w:r>
+      <w:r>
+        <w:rPr>
+          <w:i/>
+          <w:sz w:val="22"/>
+        </w:rPr>
+        <w:t xml:space="preserve"> </w:t>
+      </w:r>
+      <w:r>
+        <w:rPr>
+          <w:i/>
+          <w:sz w:val="22"/>
+        </w:rPr>
+        <w:t>–</w:t>
+      </w:r>
+      <w:r>
+        <w:rPr>
+          <w:i/>
+          <w:sz w:val="22"/>
+        </w:rPr>
+        <w:t xml:space="preserve"> </w:t>
+      </w:r>
+      <w:r>
+        <w:rPr>
+          <w:i/>
+          <w:sz w:val="22"/>
+        </w:rPr>
+        <w:t xml:space="preserve">добавить </w:t>
+      </w:r>
+      <w:r>
+        <w:rPr>
+          <w:i/>
+          <w:sz w:val="22"/>
+          <w:lang w:val="en-US"/>
+        </w:rPr>
+        <w:t>scheduler</w:t>
+      </w:r>
+      <w:r>
+        <w:rPr>
+          <w:i/>
+          <w:sz w:val="22"/>
+        </w:rPr>
+        <w:t>.</w:t>
+      </w:r>
+      <w:r>
+        <w:rPr>
+          <w:i/>
+          <w:sz w:val="22"/>
+        </w:rPr>
+        <w:t xml:space="preserve"> Использовать </w:t>
+      </w:r>
+      <w:proofErr w:type="spellStart"/>
+      <w:r>
+        <w:rPr>
+          <w:i/>
+          <w:sz w:val="22"/>
+          <w:lang w:val="en-US"/>
+        </w:rPr>
+        <w:t>AdamW</w:t>
+      </w:r>
+      <w:proofErr w:type="spellEnd"/>
+      <w:r>
+        <w:rPr>
+          <w:i/>
+          <w:sz w:val="22"/>
+        </w:rPr>
+        <w:t xml:space="preserve"> </w:t>
+      </w:r>
+      <w:r>
+        <w:rPr>
+          <w:i/>
+          <w:sz w:val="22"/>
+        </w:rPr>
+        <w:t xml:space="preserve">вместо </w:t>
+      </w:r>
+      <w:r>
+        <w:rPr>
+          <w:i/>
+          <w:sz w:val="22"/>
+          <w:lang w:val="en-US"/>
+        </w:rPr>
+        <w:t>SGD</w:t>
+      </w:r>
+      <w:r>
+        <w:rPr>
+          <w:i/>
+          <w:sz w:val="22"/>
+        </w:rPr>
+        <w:t>.</w:t>
+      </w:r>
+    </w:p>
+    <w:p>
+      <w:pPr>
+        <w:jc w:val="both"/>
+        <w:rPr>
+          <w:i/>
+          <w:sz w:val="22"/>
+        </w:rPr>
+      </w:pPr>
+      <w:r>
+        <w:rPr>
+          <w:i/>
+          <w:sz w:val="22"/>
+        </w:rPr>
+        <w:t xml:space="preserve">4) </w:t>
+      </w:r>
+      <w:r>
+        <w:rPr>
+          <w:i/>
+          <w:sz w:val="22"/>
+        </w:rPr>
+        <w:t>изменить критерий останова</w:t>
+      </w:r>
+      <w:r>
+        <w:rPr>
+          <w:i/>
+          <w:sz w:val="22"/>
+        </w:rPr>
+        <w:t xml:space="preserve"> – 100 эпох без изменения.</w:t>
+      </w:r>
+    </w:p>
+    <w:p>
+      <w:pPr>
+        <w:jc w:val="both"/>
+        <w:rPr>
+          <w:i/>
+          <w:sz w:val="22"/>
+        </w:rPr>
+      </w:pPr>
+      <w:r>
+        <w:rPr>
+          <w:i/>
+          <w:sz w:val="22"/>
+        </w:rPr>
+        <w:t xml:space="preserve">5) </w:t>
       </w:r>
       <w:r>
         <w:rPr>
@@ -3068,6 +3911,31 @@
           <w:sz w:val="22"/>
         </w:rPr>
         <w:t>.</w:t>
+      </w:r>
+    </w:p>
+    <w:p>
+      <w:pPr>
+        <w:jc w:val="both"/>
+        <w:rPr>
+          <w:i/>
+          <w:sz w:val="22"/>
+        </w:rPr>
+      </w:pPr>
+    </w:p>
+    <w:p>
+      <w:pPr>
+        <w:jc w:val="both"/>
+        <w:rPr>
+          <w:i/>
+          <w:sz w:val="22"/>
+        </w:rPr>
+      </w:pPr>
+      <w:r>
+        <w:rPr>
+          <w:i/>
+          <w:sz w:val="22"/>
+        </w:rPr>
+        <w:t>Вообще обучение нейросети довольно творческий процесс.</w:t>
       </w:r>
     </w:p>
     <w:p>
@@ -3143,7 +4011,7 @@
           <w:insideV w:val="single" w:sz="4" w:space="0" w:color="auto"/>
         </w:tblBorders>
         <w:tblLayout w:type="fixed"/>
-        <w:tblLook w:val="01E0"/>
+        <w:tblLook w:val="01E0" w:firstRow="1" w:lastRow="1" w:firstColumn="1" w:lastColumn="1" w:noHBand="0" w:noVBand="0"/>
       </w:tblPr>
       <w:tblGrid>
         <w:gridCol w:w="1134"/>
@@ -3294,8 +4162,18 @@
                 <w:rFonts w:ascii="Arial" w:hAnsi="Arial" w:cs="Arial"/>
                 <w:sz w:val="20"/>
                 <w:szCs w:val="20"/>
-              </w:rPr>
-            </w:pPr>
+                <w:lang w:val="en-US"/>
+              </w:rPr>
+            </w:pPr>
+            <w:r>
+              <w:rPr>
+                <w:rFonts w:ascii="Arial" w:hAnsi="Arial" w:cs="Arial"/>
+                <w:sz w:val="20"/>
+                <w:szCs w:val="20"/>
+                <w:lang w:val="en-US"/>
+              </w:rPr>
+              <w:t>1</w:t>
+            </w:r>
           </w:p>
         </w:tc>
         <w:tc>
@@ -3310,8 +4188,18 @@
                 <w:rFonts w:ascii="Arial" w:hAnsi="Arial" w:cs="Arial"/>
                 <w:sz w:val="20"/>
                 <w:szCs w:val="20"/>
-              </w:rPr>
-            </w:pPr>
+                <w:lang w:val="en-US"/>
+              </w:rPr>
+            </w:pPr>
+            <w:r>
+              <w:rPr>
+                <w:rFonts w:ascii="Arial" w:hAnsi="Arial" w:cs="Arial"/>
+                <w:sz w:val="20"/>
+                <w:szCs w:val="20"/>
+                <w:lang w:val="en-US"/>
+              </w:rPr>
+              <w:t>1</w:t>
+            </w:r>
           </w:p>
         </w:tc>
         <w:tc>
@@ -3326,8 +4214,18 @@
                 <w:rFonts w:ascii="Arial" w:hAnsi="Arial" w:cs="Arial"/>
                 <w:sz w:val="20"/>
                 <w:szCs w:val="20"/>
-              </w:rPr>
-            </w:pPr>
+                <w:lang w:val="en-US"/>
+              </w:rPr>
+            </w:pPr>
+            <w:r>
+              <w:rPr>
+                <w:rFonts w:ascii="Arial" w:hAnsi="Arial" w:cs="Arial"/>
+                <w:sz w:val="20"/>
+                <w:szCs w:val="20"/>
+                <w:lang w:val="en-US"/>
+              </w:rPr>
+              <w:t>128</w:t>
+            </w:r>
           </w:p>
         </w:tc>
         <w:tc>
@@ -3342,8 +4240,20 @@
                 <w:rFonts w:ascii="Arial" w:hAnsi="Arial" w:cs="Arial"/>
                 <w:sz w:val="20"/>
                 <w:szCs w:val="20"/>
-              </w:rPr>
-            </w:pPr>
+                <w:lang w:val="en-US"/>
+              </w:rPr>
+            </w:pPr>
+            <w:proofErr w:type="spellStart"/>
+            <w:r>
+              <w:rPr>
+                <w:rFonts w:ascii="Arial" w:hAnsi="Arial" w:cs="Arial"/>
+                <w:sz w:val="20"/>
+                <w:szCs w:val="20"/>
+                <w:lang w:val="en-US"/>
+              </w:rPr>
+              <w:t>ReLU</w:t>
+            </w:r>
+            <w:proofErr w:type="spellEnd"/>
           </w:p>
         </w:tc>
         <w:tc>
@@ -3451,7 +4361,7 @@
           <w:insideH w:val="single" w:sz="4" w:space="0" w:color="auto"/>
           <w:insideV w:val="single" w:sz="4" w:space="0" w:color="auto"/>
         </w:tblBorders>
-        <w:tblLook w:val="01E0"/>
+        <w:tblLook w:val="01E0" w:firstRow="1" w:lastRow="1" w:firstColumn="1" w:lastColumn="1" w:noHBand="0" w:noVBand="0"/>
       </w:tblPr>
       <w:tblGrid>
         <w:gridCol w:w="1560"/>
@@ -3611,6 +4521,13 @@
                 <w:szCs w:val="20"/>
               </w:rPr>
             </w:pPr>
+            <w:r>
+              <w:rPr>
+                <w:sz w:val="20"/>
+                <w:szCs w:val="20"/>
+              </w:rPr>
+              <w:t>переменный</w:t>
+            </w:r>
           </w:p>
         </w:tc>
         <w:tc>
@@ -3624,8 +4541,19 @@
               <w:rPr>
                 <w:sz w:val="20"/>
                 <w:szCs w:val="20"/>
-              </w:rPr>
-            </w:pPr>
+                <w:lang w:val="en-US"/>
+              </w:rPr>
+            </w:pPr>
+            <w:proofErr w:type="spellStart"/>
+            <w:r>
+              <w:rPr>
+                <w:sz w:val="20"/>
+                <w:szCs w:val="20"/>
+                <w:lang w:val="en-US"/>
+              </w:rPr>
+              <w:t>AdamW</w:t>
+            </w:r>
+            <w:proofErr w:type="spellEnd"/>
           </w:p>
         </w:tc>
         <w:tc>
@@ -3674,7 +4602,20 @@
         <w:rPr>
           <w:sz w:val="22"/>
         </w:rPr>
-        <w:t>Метод инициализации сети:_______________________________________</w:t>
+        <w:lastRenderedPageBreak/>
+        <w:t>Метод инициализации сети:</w:t>
+      </w:r>
+      <w:r>
+        <w:rPr>
+          <w:sz w:val="22"/>
+        </w:rPr>
+        <w:t xml:space="preserve"> </w:t>
+      </w:r>
+      <w:r>
+        <w:rPr>
+          <w:sz w:val="22"/>
+        </w:rPr>
+        <w:t>такой же.</w:t>
       </w:r>
     </w:p>
     <w:p>
@@ -3697,7 +4638,27 @@
         <w:rPr>
           <w:sz w:val="22"/>
         </w:rPr>
-        <w:t>Критерий останова: ______________________________________________</w:t>
+        <w:t>Критерий останова:</w:t>
+      </w:r>
+      <w:r>
+        <w:rPr>
+          <w:sz w:val="22"/>
+        </w:rPr>
+        <w:t xml:space="preserve"> 100 эпох без улучшения на </w:t>
+      </w:r>
+      <w:proofErr w:type="spellStart"/>
+      <w:r>
+        <w:rPr>
+          <w:sz w:val="22"/>
+        </w:rPr>
+        <w:t>валидационной</w:t>
+      </w:r>
+      <w:proofErr w:type="spellEnd"/>
+      <w:r>
+        <w:rPr>
+          <w:sz w:val="22"/>
+        </w:rPr>
+        <w:t xml:space="preserve"> выборке.</w:t>
       </w:r>
     </w:p>
     <w:p>
@@ -3720,21 +4681,7 @@
         <w:rPr>
           <w:sz w:val="22"/>
         </w:rPr>
-        <w:t xml:space="preserve">Показатели качества обученной </w:t>
-      </w:r>
-      <w:proofErr w:type="spellStart"/>
-      <w:r>
-        <w:rPr>
-          <w:sz w:val="22"/>
-        </w:rPr>
-        <w:t>нейросетевой</w:t>
-      </w:r>
-      <w:proofErr w:type="spellEnd"/>
-      <w:r>
-        <w:rPr>
-          <w:sz w:val="22"/>
-        </w:rPr>
-        <w:t xml:space="preserve"> модели:</w:t>
+        <w:t>Показатели качества обученной нейросетевой модели:</w:t>
       </w:r>
     </w:p>
     <w:tbl>
@@ -3749,7 +4696,7 @@
           <w:insideH w:val="single" w:sz="4" w:space="0" w:color="auto"/>
           <w:insideV w:val="single" w:sz="4" w:space="0" w:color="auto"/>
         </w:tblBorders>
-        <w:tblLook w:val="01E0"/>
+        <w:tblLook w:val="01E0" w:firstRow="1" w:lastRow="1" w:firstColumn="1" w:lastColumn="1" w:noHBand="0" w:noVBand="0"/>
       </w:tblPr>
       <w:tblGrid>
         <w:gridCol w:w="2481"/>
@@ -3900,6 +4847,13 @@
                 <w:szCs w:val="20"/>
               </w:rPr>
             </w:pPr>
+            <w:r>
+              <w:rPr>
+                <w:sz w:val="18"/>
+                <w:szCs w:val="20"/>
+              </w:rPr>
+              <w:t>157.888467</w:t>
+            </w:r>
           </w:p>
         </w:tc>
         <w:tc>
@@ -3915,6 +4869,13 @@
                 <w:szCs w:val="20"/>
               </w:rPr>
             </w:pPr>
+            <w:r>
+              <w:rPr>
+                <w:sz w:val="18"/>
+                <w:szCs w:val="20"/>
+              </w:rPr>
+              <w:t>135.632754</w:t>
+            </w:r>
           </w:p>
         </w:tc>
         <w:tc>
@@ -3930,6 +4891,13 @@
                 <w:szCs w:val="20"/>
               </w:rPr>
             </w:pPr>
+            <w:r>
+              <w:rPr>
+                <w:sz w:val="18"/>
+                <w:szCs w:val="20"/>
+              </w:rPr>
+              <w:t>94.022270</w:t>
+            </w:r>
           </w:p>
         </w:tc>
       </w:tr>
@@ -3950,12 +4918,21 @@
                 <w:szCs w:val="20"/>
               </w:rPr>
             </w:pPr>
-            <w:r>
-              <w:rPr>
-                <w:sz w:val="18"/>
-                <w:szCs w:val="20"/>
-              </w:rPr>
-              <w:t>С.к.о. ошибок</w:t>
+            <w:proofErr w:type="spellStart"/>
+            <w:r>
+              <w:rPr>
+                <w:sz w:val="18"/>
+                <w:szCs w:val="20"/>
+              </w:rPr>
+              <w:t>С.к.о</w:t>
+            </w:r>
+            <w:proofErr w:type="spellEnd"/>
+            <w:r>
+              <w:rPr>
+                <w:sz w:val="18"/>
+                <w:szCs w:val="20"/>
+              </w:rPr>
+              <w:t>. ошибок</w:t>
             </w:r>
           </w:p>
         </w:tc>
@@ -3972,6 +4949,13 @@
                 <w:szCs w:val="20"/>
               </w:rPr>
             </w:pPr>
+            <w:r>
+              <w:rPr>
+                <w:sz w:val="18"/>
+                <w:szCs w:val="20"/>
+              </w:rPr>
+              <w:t>0.199198</w:t>
+            </w:r>
           </w:p>
         </w:tc>
         <w:tc>
@@ -3987,6 +4971,13 @@
                 <w:szCs w:val="20"/>
               </w:rPr>
             </w:pPr>
+            <w:r>
+              <w:rPr>
+                <w:sz w:val="18"/>
+                <w:szCs w:val="20"/>
+              </w:rPr>
+              <w:t>0.127446</w:t>
+            </w:r>
           </w:p>
         </w:tc>
         <w:tc>
@@ -4002,6 +4993,13 @@
                 <w:szCs w:val="20"/>
               </w:rPr>
             </w:pPr>
+            <w:r>
+              <w:rPr>
+                <w:sz w:val="18"/>
+                <w:szCs w:val="20"/>
+              </w:rPr>
+              <w:t>0.960757</w:t>
+            </w:r>
           </w:p>
         </w:tc>
       </w:tr>
@@ -4045,6 +5043,13 @@
                 <w:szCs w:val="20"/>
               </w:rPr>
             </w:pPr>
+            <w:r>
+              <w:rPr>
+                <w:sz w:val="20"/>
+                <w:szCs w:val="20"/>
+              </w:rPr>
+              <w:t>303.395551</w:t>
+            </w:r>
           </w:p>
         </w:tc>
         <w:tc>
@@ -4060,6 +5065,13 @@
                 <w:szCs w:val="20"/>
               </w:rPr>
             </w:pPr>
+            <w:r>
+              <w:rPr>
+                <w:sz w:val="20"/>
+                <w:szCs w:val="20"/>
+              </w:rPr>
+              <w:t>258.852788</w:t>
+            </w:r>
           </w:p>
         </w:tc>
         <w:tc>
@@ -4075,6 +5087,13 @@
                 <w:szCs w:val="20"/>
               </w:rPr>
             </w:pPr>
+            <w:r>
+              <w:rPr>
+                <w:sz w:val="20"/>
+                <w:szCs w:val="20"/>
+              </w:rPr>
+              <w:t>158.221085</w:t>
+            </w:r>
           </w:p>
         </w:tc>
       </w:tr>
@@ -4099,13 +5118,47 @@
         <w:rPr>
           <w:sz w:val="22"/>
         </w:rPr>
-        <w:t>Выводы:____________________________________________________________________________________________________________________________________________________________________________________________________________________________________________________________</w:t>
+        <w:t>Выводы:</w:t>
+      </w:r>
+      <w:r>
+        <w:rPr>
+          <w:sz w:val="22"/>
+        </w:rPr>
+        <w:t xml:space="preserve"> </w:t>
+      </w:r>
+      <w:r>
+        <w:rPr>
+          <w:sz w:val="22"/>
+        </w:rPr>
+        <w:t xml:space="preserve">тренировка нейросети это очень креативный процесс. Как его можно сделать точнее и быстрее, спросите у </w:t>
+      </w:r>
+      <w:proofErr w:type="spellStart"/>
+      <w:r>
+        <w:rPr>
+          <w:sz w:val="22"/>
+        </w:rPr>
+        <w:t>нейронки</w:t>
+      </w:r>
+      <w:proofErr w:type="spellEnd"/>
+      <w:r>
+        <w:rPr>
+          <w:sz w:val="22"/>
+        </w:rPr>
+        <w:t xml:space="preserve">. </w:t>
+      </w:r>
+      <w:r>
+        <w:rPr>
+          <w:b/>
+          <w:bCs/>
+          <w:sz w:val="22"/>
+        </w:rPr>
+        <w:t>Самое простое – изменить скорость обучения и начальную точку.</w:t>
       </w:r>
     </w:p>
     <w:sectPr>
-      <w:headerReference w:type="default" r:id="rId15"/>
-      <w:footerReference w:type="even" r:id="rId16"/>
-      <w:footerReference w:type="default" r:id="rId17"/>
+      <w:headerReference w:type="default" r:id="rId12"/>
+      <w:footerReference w:type="even" r:id="rId13"/>
+      <w:footerReference w:type="default" r:id="rId14"/>
       <w:pgSz w:w="8419" w:h="11906" w:orient="landscape" w:code="9"/>
       <w:pgMar w:top="851" w:right="567" w:bottom="567" w:left="567" w:header="709" w:footer="284" w:gutter="0"/>
       <w:cols w:space="708"/>
@@ -4116,7 +5169,7 @@
 </file>
 
 <file path=word/endnotes.xml><?xml version="1.0" encoding="utf-8"?>
-<w:endnotes xmlns:ve="http://schemas.openxmlformats.org/markup-compatibility/2006" xmlns:o="urn:schemas-microsoft-com:office:office" xmlns:r="http://schemas.openxmlformats.org/officeDocument/2006/relationships" xmlns:m="http://schemas.openxmlformats.org/officeDocument/2006/math" xmlns:v="urn:schemas-microsoft-com:vml" xmlns:wp="http://schemas.openxmlformats.org/drawingml/2006/wordprocessingDrawing" xmlns:w10="urn:schemas-microsoft-com:office:word" xmlns:w="http://schemas.openxmlformats.org/wordprocessingml/2006/main" xmlns:wne="http://schemas.microsoft.com/office/word/2006/wordml">
+<w:endnotes xmlns:wpc="http://schemas.microsoft.com/office/word/2010/wordprocessingCanvas" xmlns:cx="http://schemas.microsoft.com/office/drawing/2014/chartex" xmlns:cx1="http://schemas.microsoft.com/office/drawing/2015/9/8/chartex" xmlns:cx2="http://schemas.microsoft.com/office/drawing/2015/10/21/chartex" xmlns:cx3="http://schemas.microsoft.com/office/drawing/2016/5/9/chartex" xmlns:cx4="http://schemas.microsoft.com/office/drawing/2016/5/10/chartex" xmlns:cx5="http://schemas.microsoft.com/office/drawing/2016/5/11/chartex" xmlns:cx6="http://schemas.microsoft.com/office/drawing/2016/5/12/chartex" xmlns:cx7="http://schemas.microsoft.com/office/drawing/2016/5/13/chartex" xmlns:cx8="http://schemas.microsoft.com/office/drawing/2016/5/14/chartex" xmlns:mc="http://schemas.openxmlformats.org/markup-compatibility/2006" xmlns:aink="http://schemas.microsoft.com/office/drawing/2016/ink" xmlns:am3d="http://schemas.microsoft.com/office/drawing/2017/model3d" xmlns:o="urn:schemas-microsoft-com:office:office" xmlns:oel="http://schemas.microsoft.com/office/2019/extlst" xmlns:r="http://schemas.openxmlformats.org/officeDocument/2006/relationships" xmlns:m="http://schemas.openxmlformats.org/officeDocument/2006/math" xmlns:v="urn:schemas-microsoft-com:vml" xmlns:wp14="http://schemas.microsoft.com/office/word/2010/wordprocessingDrawing" xmlns:wp="http://schemas.openxmlformats.org/drawingml/2006/wordprocessingDrawing" xmlns:w10="urn:schemas-microsoft-com:office:word" xmlns:w="http://schemas.openxmlformats.org/wordprocessingml/2006/main" xmlns:w14="http://schemas.microsoft.com/office/word/2010/wordml" xmlns:w15="http://schemas.microsoft.com/office/word/2012/wordml" xmlns:w16cex="http://schemas.microsoft.com/office/word/2018/wordml/cex" xmlns:w16cid="http://schemas.microsoft.com/office/word/2016/wordml/cid" xmlns:w16="http://schemas.microsoft.com/office/word/2018/wordml" xmlns:w16du="http://schemas.microsoft.com/office/word/2023/wordml/word16du" xmlns:w16sdtdh="http://schemas.microsoft.com/office/word/2020/wordml/sdtdatahash" xmlns:w16sdtfl="http://schemas.microsoft.com/office/word/2024/wordml/sdtformatlock" xmlns:w16se="http://schemas.microsoft.com/office/word/2015/wordml/symex" xmlns:wpg="http://schemas.microsoft.com/office/word/2010/wordprocessingGroup" xmlns:wpi="http://schemas.microsoft.com/office/word/2010/wordprocessingInk" xmlns:wne="http://schemas.microsoft.com/office/word/2006/wordml" xmlns:wps="http://schemas.microsoft.com/office/word/2010/wordprocessingShape" mc:Ignorable="w14 w15 w16se w16cid w16 w16cex w16sdtdh w16sdtfl w16du wp14">
   <w:endnote w:type="separator" w:id="-1">
     <w:p>
       <w:r>
@@ -4135,37 +5188,37 @@
 </file>
 
 <file path=word/footer1.xml><?xml version="1.0" encoding="utf-8"?>
-<w:ftr xmlns:ve="http://schemas.openxmlformats.org/markup-compatibility/2006" xmlns:o="urn:schemas-microsoft-com:office:office" xmlns:r="http://schemas.openxmlformats.org/officeDocument/2006/relationships" xmlns:m="http://schemas.openxmlformats.org/officeDocument/2006/math" xmlns:v="urn:schemas-microsoft-com:vml" xmlns:wp="http://schemas.openxmlformats.org/drawingml/2006/wordprocessingDrawing" xmlns:w10="urn:schemas-microsoft-com:office:word" xmlns:w="http://schemas.openxmlformats.org/wordprocessingml/2006/main" xmlns:wne="http://schemas.microsoft.com/office/word/2006/wordml">
+<w:ftr xmlns:wpc="http://schemas.microsoft.com/office/word/2010/wordprocessingCanvas" xmlns:cx="http://schemas.microsoft.com/office/drawing/2014/chartex" xmlns:cx1="http://schemas.microsoft.com/office/drawing/2015/9/8/chartex" xmlns:cx2="http://schemas.microsoft.com/office/drawing/2015/10/21/chartex" xmlns:cx3="http://schemas.microsoft.com/office/drawing/2016/5/9/chartex" xmlns:cx4="http://schemas.microsoft.com/office/drawing/2016/5/10/chartex" xmlns:cx5="http://schemas.microsoft.com/office/drawing/2016/5/11/chartex" xmlns:cx6="http://schemas.microsoft.com/office/drawing/2016/5/12/chartex" xmlns:cx7="http://schemas.microsoft.com/office/drawing/2016/5/13/chartex" xmlns:cx8="http://schemas.microsoft.com/office/drawing/2016/5/14/chartex" xmlns:mc="http://schemas.openxmlformats.org/markup-compatibility/2006" xmlns:aink="http://schemas.microsoft.com/office/drawing/2016/ink" xmlns:am3d="http://schemas.microsoft.com/office/drawing/2017/model3d" xmlns:o="urn:schemas-microsoft-com:office:office" xmlns:oel="http://schemas.microsoft.com/office/2019/extlst" xmlns:r="http://schemas.openxmlformats.org/officeDocument/2006/relationships" xmlns:m="http://schemas.openxmlformats.org/officeDocument/2006/math" xmlns:v="urn:schemas-microsoft-com:vml" xmlns:wp14="http://schemas.microsoft.com/office/word/2010/wordprocessingDrawing" xmlns:wp="http://schemas.openxmlformats.org/drawingml/2006/wordprocessingDrawing" xmlns:w10="urn:schemas-microsoft-com:office:word" xmlns:w="http://schemas.openxmlformats.org/wordprocessingml/2006/main" xmlns:w14="http://schemas.microsoft.com/office/word/2010/wordml" xmlns:w15="http://schemas.microsoft.com/office/word/2012/wordml" xmlns:w16cex="http://schemas.microsoft.com/office/word/2018/wordml/cex" xmlns:w16cid="http://schemas.microsoft.com/office/word/2016/wordml/cid" xmlns:w16="http://schemas.microsoft.com/office/word/2018/wordml" xmlns:w16du="http://schemas.microsoft.com/office/word/2023/wordml/word16du" xmlns:w16sdtdh="http://schemas.microsoft.com/office/word/2020/wordml/sdtdatahash" xmlns:w16sdtfl="http://schemas.microsoft.com/office/word/2024/wordml/sdtformatlock" xmlns:w16se="http://schemas.microsoft.com/office/word/2015/wordml/symex" xmlns:wpg="http://schemas.microsoft.com/office/word/2010/wordprocessingGroup" xmlns:wpi="http://schemas.microsoft.com/office/word/2010/wordprocessingInk" xmlns:wne="http://schemas.microsoft.com/office/word/2006/wordml" xmlns:wps="http://schemas.microsoft.com/office/word/2010/wordprocessingShape" mc:Ignorable="w14 w15 w16se w16cid w16 w16cex w16sdtdh w16sdtfl w16du wp14">
   <w:p>
     <w:pPr>
-      <w:pStyle w:val="a4"/>
+      <w:pStyle w:val="Footer"/>
       <w:framePr w:wrap="around" w:vAnchor="text" w:hAnchor="margin" w:xAlign="inside" w:y="1"/>
       <w:rPr>
-        <w:rStyle w:val="a6"/>
+        <w:rStyle w:val="PageNumber"/>
       </w:rPr>
     </w:pPr>
     <w:r>
       <w:rPr>
-        <w:rStyle w:val="a6"/>
+        <w:rStyle w:val="PageNumber"/>
       </w:rPr>
       <w:fldChar w:fldCharType="begin"/>
     </w:r>
     <w:r>
       <w:rPr>
-        <w:rStyle w:val="a6"/>
+        <w:rStyle w:val="PageNumber"/>
       </w:rPr>
       <w:instrText xml:space="preserve">PAGE  </w:instrText>
     </w:r>
     <w:r>
       <w:rPr>
-        <w:rStyle w:val="a6"/>
+        <w:rStyle w:val="PageNumber"/>
       </w:rPr>
       <w:fldChar w:fldCharType="end"/>
     </w:r>
   </w:p>
   <w:p>
     <w:pPr>
-      <w:pStyle w:val="a4"/>
+      <w:pStyle w:val="Footer"/>
       <w:ind w:right="360" w:firstLine="360"/>
     </w:pPr>
   </w:p>
@@ -4173,40 +5226,40 @@
 </file>
 
 <file path=word/footer2.xml><?xml version="1.0" encoding="utf-8"?>
-<w:ftr xmlns:ve="http://schemas.openxmlformats.org/markup-compatibility/2006" xmlns:o="urn:schemas-microsoft-com:office:office" xmlns:r="http://schemas.openxmlformats.org/officeDocument/2006/relationships" xmlns:m="http://schemas.openxmlformats.org/officeDocument/2006/math" xmlns:v="urn:schemas-microsoft-com:vml" xmlns:wp="http://schemas.openxmlformats.org/drawingml/2006/wordprocessingDrawing" xmlns:w10="urn:schemas-microsoft-com:office:word" xmlns:w="http://schemas.openxmlformats.org/wordprocessingml/2006/main" xmlns:wne="http://schemas.microsoft.com/office/word/2006/wordml">
+<w:ftr xmlns:wpc="http://schemas.microsoft.com/office/word/2010/wordprocessingCanvas" xmlns:cx="http://schemas.microsoft.com/office/drawing/2014/chartex" xmlns:cx1="http://schemas.microsoft.com/office/drawing/2015/9/8/chartex" xmlns:cx2="http://schemas.microsoft.com/office/drawing/2015/10/21/chartex" xmlns:cx3="http://schemas.microsoft.com/office/drawing/2016/5/9/chartex" xmlns:cx4="http://schemas.microsoft.com/office/drawing/2016/5/10/chartex" xmlns:cx5="http://schemas.microsoft.com/office/drawing/2016/5/11/chartex" xmlns:cx6="http://schemas.microsoft.com/office/drawing/2016/5/12/chartex" xmlns:cx7="http://schemas.microsoft.com/office/drawing/2016/5/13/chartex" xmlns:cx8="http://schemas.microsoft.com/office/drawing/2016/5/14/chartex" xmlns:mc="http://schemas.openxmlformats.org/markup-compatibility/2006" xmlns:aink="http://schemas.microsoft.com/office/drawing/2016/ink" xmlns:am3d="http://schemas.microsoft.com/office/drawing/2017/model3d" xmlns:o="urn:schemas-microsoft-com:office:office" xmlns:oel="http://schemas.microsoft.com/office/2019/extlst" xmlns:r="http://schemas.openxmlformats.org/officeDocument/2006/relationships" xmlns:m="http://schemas.openxmlformats.org/officeDocument/2006/math" xmlns:v="urn:schemas-microsoft-com:vml" xmlns:wp14="http://schemas.microsoft.com/office/word/2010/wordprocessingDrawing" xmlns:wp="http://schemas.openxmlformats.org/drawingml/2006/wordprocessingDrawing" xmlns:w10="urn:schemas-microsoft-com:office:word" xmlns:w="http://schemas.openxmlformats.org/wordprocessingml/2006/main" xmlns:w14="http://schemas.microsoft.com/office/word/2010/wordml" xmlns:w15="http://schemas.microsoft.com/office/word/2012/wordml" xmlns:w16cex="http://schemas.microsoft.com/office/word/2018/wordml/cex" xmlns:w16cid="http://schemas.microsoft.com/office/word/2016/wordml/cid" xmlns:w16="http://schemas.microsoft.com/office/word/2018/wordml" xmlns:w16du="http://schemas.microsoft.com/office/word/2023/wordml/word16du" xmlns:w16sdtdh="http://schemas.microsoft.com/office/word/2020/wordml/sdtdatahash" xmlns:w16sdtfl="http://schemas.microsoft.com/office/word/2024/wordml/sdtformatlock" xmlns:w16se="http://schemas.microsoft.com/office/word/2015/wordml/symex" xmlns:wpg="http://schemas.microsoft.com/office/word/2010/wordprocessingGroup" xmlns:wpi="http://schemas.microsoft.com/office/word/2010/wordprocessingInk" xmlns:wne="http://schemas.microsoft.com/office/word/2006/wordml" xmlns:wps="http://schemas.microsoft.com/office/word/2010/wordprocessingShape" mc:Ignorable="w14 w15 w16se w16cid w16 w16cex w16sdtdh w16sdtfl w16du wp14">
   <w:p>
     <w:pPr>
-      <w:pStyle w:val="a4"/>
+      <w:pStyle w:val="Footer"/>
       <w:framePr w:wrap="around" w:vAnchor="text" w:hAnchor="margin" w:xAlign="inside" w:y="1"/>
       <w:rPr>
-        <w:rStyle w:val="a6"/>
+        <w:rStyle w:val="PageNumber"/>
         <w:sz w:val="20"/>
       </w:rPr>
     </w:pPr>
     <w:r>
       <w:rPr>
-        <w:rStyle w:val="a6"/>
+        <w:rStyle w:val="PageNumber"/>
         <w:sz w:val="20"/>
       </w:rPr>
       <w:fldChar w:fldCharType="begin"/>
     </w:r>
     <w:r>
       <w:rPr>
-        <w:rStyle w:val="a6"/>
+        <w:rStyle w:val="PageNumber"/>
         <w:sz w:val="20"/>
       </w:rPr>
       <w:instrText xml:space="preserve">PAGE  </w:instrText>
     </w:r>
     <w:r>
       <w:rPr>
-        <w:rStyle w:val="a6"/>
+        <w:rStyle w:val="PageNumber"/>
         <w:sz w:val="20"/>
       </w:rPr>
       <w:fldChar w:fldCharType="separate"/>
     </w:r>
     <w:r>
       <w:rPr>
-        <w:rStyle w:val="a6"/>
+        <w:rStyle w:val="PageNumber"/>
         <w:noProof/>
         <w:sz w:val="20"/>
       </w:rPr>
@@ -4214,7 +5267,7 @@
     </w:r>
     <w:r>
       <w:rPr>
-        <w:rStyle w:val="a6"/>
+        <w:rStyle w:val="PageNumber"/>
         <w:sz w:val="20"/>
       </w:rPr>
       <w:fldChar w:fldCharType="end"/>
@@ -4222,7 +5275,7 @@
   </w:p>
   <w:p>
     <w:pPr>
-      <w:pStyle w:val="a4"/>
+      <w:pStyle w:val="Footer"/>
       <w:ind w:right="360" w:firstLine="360"/>
     </w:pPr>
   </w:p>
@@ -4230,7 +5283,7 @@
 </file>
 
 <file path=word/footnotes.xml><?xml version="1.0" encoding="utf-8"?>
-<w:footnotes xmlns:ve="http://schemas.openxmlformats.org/markup-compatibility/2006" xmlns:o="urn:schemas-microsoft-com:office:office" xmlns:r="http://schemas.openxmlformats.org/officeDocument/2006/relationships" xmlns:m="http://schemas.openxmlformats.org/officeDocument/2006/math" xmlns:v="urn:schemas-microsoft-com:vml" xmlns:wp="http://schemas.openxmlformats.org/drawingml/2006/wordprocessingDrawing" xmlns:w10="urn:schemas-microsoft-com:office:word" xmlns:w="http://schemas.openxmlformats.org/wordprocessingml/2006/main" xmlns:wne="http://schemas.microsoft.com/office/word/2006/wordml">
+<w:footnotes xmlns:wpc="http://schemas.microsoft.com/office/word/2010/wordprocessingCanvas" xmlns:cx="http://schemas.microsoft.com/office/drawing/2014/chartex" xmlns:cx1="http://schemas.microsoft.com/office/drawing/2015/9/8/chartex" xmlns:cx2="http://schemas.microsoft.com/office/drawing/2015/10/21/chartex" xmlns:cx3="http://schemas.microsoft.com/office/drawing/2016/5/9/chartex" xmlns:cx4="http://schemas.microsoft.com/office/drawing/2016/5/10/chartex" xmlns:cx5="http://schemas.microsoft.com/office/drawing/2016/5/11/chartex" xmlns:cx6="http://schemas.microsoft.com/office/drawing/2016/5/12/chartex" xmlns:cx7="http://schemas.microsoft.com/office/drawing/2016/5/13/chartex" xmlns:cx8="http://schemas.microsoft.com/office/drawing/2016/5/14/chartex" xmlns:mc="http://schemas.openxmlformats.org/markup-compatibility/2006" xmlns:aink="http://schemas.microsoft.com/office/drawing/2016/ink" xmlns:am3d="http://schemas.microsoft.com/office/drawing/2017/model3d" xmlns:o="urn:schemas-microsoft-com:office:office" xmlns:oel="http://schemas.microsoft.com/office/2019/extlst" xmlns:r="http://schemas.openxmlformats.org/officeDocument/2006/relationships" xmlns:m="http://schemas.openxmlformats.org/officeDocument/2006/math" xmlns:v="urn:schemas-microsoft-com:vml" xmlns:wp14="http://schemas.microsoft.com/office/word/2010/wordprocessingDrawing" xmlns:wp="http://schemas.openxmlformats.org/drawingml/2006/wordprocessingDrawing" xmlns:w10="urn:schemas-microsoft-com:office:word" xmlns:w="http://schemas.openxmlformats.org/wordprocessingml/2006/main" xmlns:w14="http://schemas.microsoft.com/office/word/2010/wordml" xmlns:w15="http://schemas.microsoft.com/office/word/2012/wordml" xmlns:w16cex="http://schemas.microsoft.com/office/word/2018/wordml/cex" xmlns:w16cid="http://schemas.microsoft.com/office/word/2016/wordml/cid" xmlns:w16="http://schemas.microsoft.com/office/word/2018/wordml" xmlns:w16du="http://schemas.microsoft.com/office/word/2023/wordml/word16du" xmlns:w16sdtdh="http://schemas.microsoft.com/office/word/2020/wordml/sdtdatahash" xmlns:w16sdtfl="http://schemas.microsoft.com/office/word/2024/wordml/sdtformatlock" xmlns:w16se="http://schemas.microsoft.com/office/word/2015/wordml/symex" xmlns:wpg="http://schemas.microsoft.com/office/word/2010/wordprocessingGroup" xmlns:wpi="http://schemas.microsoft.com/office/word/2010/wordprocessingInk" xmlns:wne="http://schemas.microsoft.com/office/word/2006/wordml" xmlns:wps="http://schemas.microsoft.com/office/word/2010/wordprocessingShape" mc:Ignorable="w14 w15 w16se w16cid w16 w16cex w16sdtdh w16sdtfl w16du wp14">
   <w:footnote w:type="separator" w:id="-1">
     <w:p>
       <w:r>
@@ -4249,10 +5302,10 @@
 </file>
 
 <file path=word/header1.xml><?xml version="1.0" encoding="utf-8"?>
-<w:hdr xmlns:ve="http://schemas.openxmlformats.org/markup-compatibility/2006" xmlns:o="urn:schemas-microsoft-com:office:office" xmlns:r="http://schemas.openxmlformats.org/officeDocument/2006/relationships" xmlns:m="http://schemas.openxmlformats.org/officeDocument/2006/math" xmlns:v="urn:schemas-microsoft-com:vml" xmlns:wp="http://schemas.openxmlformats.org/drawingml/2006/wordprocessingDrawing" xmlns:w10="urn:schemas-microsoft-com:office:word" xmlns:w="http://schemas.openxmlformats.org/wordprocessingml/2006/main" xmlns:wne="http://schemas.microsoft.com/office/word/2006/wordml">
+<w:hdr xmlns:wpc="http://schemas.microsoft.com/office/word/2010/wordprocessingCanvas" xmlns:cx="http://schemas.microsoft.com/office/drawing/2014/chartex" xmlns:cx1="http://schemas.microsoft.com/office/drawing/2015/9/8/chartex" xmlns:cx2="http://schemas.microsoft.com/office/drawing/2015/10/21/chartex" xmlns:cx3="http://schemas.microsoft.com/office/drawing/2016/5/9/chartex" xmlns:cx4="http://schemas.microsoft.com/office/drawing/2016/5/10/chartex" xmlns:cx5="http://schemas.microsoft.com/office/drawing/2016/5/11/chartex" xmlns:cx6="http://schemas.microsoft.com/office/drawing/2016/5/12/chartex" xmlns:cx7="http://schemas.microsoft.com/office/drawing/2016/5/13/chartex" xmlns:cx8="http://schemas.microsoft.com/office/drawing/2016/5/14/chartex" xmlns:mc="http://schemas.openxmlformats.org/markup-compatibility/2006" xmlns:aink="http://schemas.microsoft.com/office/drawing/2016/ink" xmlns:am3d="http://schemas.microsoft.com/office/drawing/2017/model3d" xmlns:o="urn:schemas-microsoft-com:office:office" xmlns:oel="http://schemas.microsoft.com/office/2019/extlst" xmlns:r="http://schemas.openxmlformats.org/officeDocument/2006/relationships" xmlns:m="http://schemas.openxmlformats.org/officeDocument/2006/math" xmlns:v="urn:schemas-microsoft-com:vml" xmlns:wp14="http://schemas.microsoft.com/office/word/2010/wordprocessingDrawing" xmlns:wp="http://schemas.openxmlformats.org/drawingml/2006/wordprocessingDrawing" xmlns:w10="urn:schemas-microsoft-com:office:word" xmlns:w="http://schemas.openxmlformats.org/wordprocessingml/2006/main" xmlns:w14="http://schemas.microsoft.com/office/word/2010/wordml" xmlns:w15="http://schemas.microsoft.com/office/word/2012/wordml" xmlns:w16cex="http://schemas.microsoft.com/office/word/2018/wordml/cex" xmlns:w16cid="http://schemas.microsoft.com/office/word/2016/wordml/cid" xmlns:w16="http://schemas.microsoft.com/office/word/2018/wordml" xmlns:w16du="http://schemas.microsoft.com/office/word/2023/wordml/word16du" xmlns:w16sdtdh="http://schemas.microsoft.com/office/word/2020/wordml/sdtdatahash" xmlns:w16sdtfl="http://schemas.microsoft.com/office/word/2024/wordml/sdtformatlock" xmlns:w16se="http://schemas.microsoft.com/office/word/2015/wordml/symex" xmlns:wpg="http://schemas.microsoft.com/office/word/2010/wordprocessingGroup" xmlns:wpi="http://schemas.microsoft.com/office/word/2010/wordprocessingInk" xmlns:wne="http://schemas.microsoft.com/office/word/2006/wordml" xmlns:wps="http://schemas.microsoft.com/office/word/2010/wordprocessingShape" mc:Ignorable="w14 w15 w16se w16cid w16 w16cex w16sdtdh w16sdtfl w16du wp14">
   <w:p>
     <w:pPr>
-      <w:pStyle w:val="a3"/>
+      <w:pStyle w:val="Header"/>
       <w:tabs>
         <w:tab w:val="clear" w:pos="4677"/>
         <w:tab w:val="clear" w:pos="9355"/>
@@ -4284,7 +5337,6 @@
         <w:color w:val="808080"/>
         <w:sz w:val="16"/>
         <w:szCs w:val="16"/>
-        <w:lang w:val="en-US"/>
       </w:rPr>
       <w:t>2</w:t>
     </w:r>
@@ -4312,7 +5364,6 @@
         <w:color w:val="808080"/>
         <w:sz w:val="16"/>
         <w:szCs w:val="16"/>
-        <w:lang w:val="en-US"/>
       </w:rPr>
       <w:t>3</w:t>
     </w:r>
@@ -4330,8 +5381,8 @@
 </file>
 
 <file path=word/numbering.xml><?xml version="1.0" encoding="utf-8"?>
-<w:numbering xmlns:ve="http://schemas.openxmlformats.org/markup-compatibility/2006" xmlns:o="urn:schemas-microsoft-com:office:office" xmlns:r="http://schemas.openxmlformats.org/officeDocument/2006/relationships" xmlns:m="http://schemas.openxmlformats.org/officeDocument/2006/math" xmlns:v="urn:schemas-microsoft-com:vml" xmlns:wp="http://schemas.openxmlformats.org/drawingml/2006/wordprocessingDrawing" xmlns:w10="urn:schemas-microsoft-com:office:word" xmlns:w="http://schemas.openxmlformats.org/wordprocessingml/2006/main" xmlns:wne="http://schemas.microsoft.com/office/word/2006/wordml">
-  <w:abstractNum w:abstractNumId="0">
+<w:numbering xmlns:wpc="http://schemas.microsoft.com/office/word/2010/wordprocessingCanvas" xmlns:cx="http://schemas.microsoft.com/office/drawing/2014/chartex" xmlns:cx1="http://schemas.microsoft.com/office/drawing/2015/9/8/chartex" xmlns:cx2="http://schemas.microsoft.com/office/drawing/2015/10/21/chartex" xmlns:cx3="http://schemas.microsoft.com/office/drawing/2016/5/9/chartex" xmlns:cx4="http://schemas.microsoft.com/office/drawing/2016/5/10/chartex" xmlns:cx5="http://schemas.microsoft.com/office/drawing/2016/5/11/chartex" xmlns:cx6="http://schemas.microsoft.com/office/drawing/2016/5/12/chartex" xmlns:cx7="http://schemas.microsoft.com/office/drawing/2016/5/13/chartex" xmlns:cx8="http://schemas.microsoft.com/office/drawing/2016/5/14/chartex" xmlns:mc="http://schemas.openxmlformats.org/markup-compatibility/2006" xmlns:aink="http://schemas.microsoft.com/office/drawing/2016/ink" xmlns:am3d="http://schemas.microsoft.com/office/drawing/2017/model3d" xmlns:o="urn:schemas-microsoft-com:office:office" xmlns:oel="http://schemas.microsoft.com/office/2019/extlst" xmlns:r="http://schemas.openxmlformats.org/officeDocument/2006/relationships" xmlns:m="http://schemas.openxmlformats.org/officeDocument/2006/math" xmlns:v="urn:schemas-microsoft-com:vml" xmlns:wp14="http://schemas.microsoft.com/office/word/2010/wordprocessingDrawing" xmlns:wp="http://schemas.openxmlformats.org/drawingml/2006/wordprocessingDrawing" xmlns:w10="urn:schemas-microsoft-com:office:word" xmlns:w="http://schemas.openxmlformats.org/wordprocessingml/2006/main" xmlns:w14="http://schemas.microsoft.com/office/word/2010/wordml" xmlns:w15="http://schemas.microsoft.com/office/word/2012/wordml" xmlns:w16cex="http://schemas.microsoft.com/office/word/2018/wordml/cex" xmlns:w16cid="http://schemas.microsoft.com/office/word/2016/wordml/cid" xmlns:w16="http://schemas.microsoft.com/office/word/2018/wordml" xmlns:w16du="http://schemas.microsoft.com/office/word/2023/wordml/word16du" xmlns:w16sdtdh="http://schemas.microsoft.com/office/word/2020/wordml/sdtdatahash" xmlns:w16sdtfl="http://schemas.microsoft.com/office/word/2024/wordml/sdtformatlock" xmlns:w16se="http://schemas.microsoft.com/office/word/2015/wordml/symex" xmlns:wpg="http://schemas.microsoft.com/office/word/2010/wordprocessingGroup" xmlns:wpi="http://schemas.microsoft.com/office/word/2010/wordprocessingInk" xmlns:wne="http://schemas.microsoft.com/office/word/2006/wordml" xmlns:wps="http://schemas.microsoft.com/office/word/2010/wordprocessingShape" mc:Ignorable="w14 w15 w16se w16cid w16 w16cex w16sdtdh w16sdtfl w16du wp14">
+  <w:abstractNum w:abstractNumId="0" w15:restartNumberingAfterBreak="0">
     <w:nsid w:val="0C11227F"/>
     <w:multiLevelType w:val="multilevel"/>
     <w:tmpl w:val="FC6A1E18"/>
@@ -4479,14 +5530,14 @@
       </w:rPr>
     </w:lvl>
   </w:abstractNum>
-  <w:num w:numId="1">
+  <w:num w:numId="1" w16cid:durableId="537595245">
     <w:abstractNumId w:val="0"/>
   </w:num>
 </w:numbering>
 </file>
 
 <file path=word/styles.xml><?xml version="1.0" encoding="utf-8"?>
-<w:styles xmlns:r="http://schemas.openxmlformats.org/officeDocument/2006/relationships" xmlns:w="http://schemas.openxmlformats.org/wordprocessingml/2006/main">
+<w:styles xmlns:mc="http://schemas.openxmlformats.org/markup-compatibility/2006" xmlns:r="http://schemas.openxmlformats.org/officeDocument/2006/relationships" xmlns:w="http://schemas.openxmlformats.org/wordprocessingml/2006/main" xmlns:w14="http://schemas.microsoft.com/office/word/2010/wordml" xmlns:w15="http://schemas.microsoft.com/office/word/2012/wordml" xmlns:w16cex="http://schemas.microsoft.com/office/word/2018/wordml/cex" xmlns:w16cid="http://schemas.microsoft.com/office/word/2016/wordml/cid" xmlns:w16="http://schemas.microsoft.com/office/word/2018/wordml" xmlns:w16du="http://schemas.microsoft.com/office/word/2023/wordml/word16du" xmlns:w16sdtdh="http://schemas.microsoft.com/office/word/2020/wordml/sdtdatahash" xmlns:w16sdtfl="http://schemas.microsoft.com/office/word/2024/wordml/sdtformatlock" xmlns:w16se="http://schemas.microsoft.com/office/word/2015/wordml/symex" mc:Ignorable="w14 w15 w16se w16cid w16 w16cex w16sdtdh w16sdtfl w16du">
   <w:docDefaults>
     <w:rPrDefault>
       <w:rPr>
@@ -4496,7 +5547,7 @@
     </w:rPrDefault>
     <w:pPrDefault/>
   </w:docDefaults>
-  <w:latentStyles w:defLockedState="0" w:defUIPriority="0" w:defSemiHidden="0" w:defUnhideWhenUsed="0" w:defQFormat="0" w:count="267">
+  <w:latentStyles w:defLockedState="0" w:defUIPriority="0" w:defSemiHidden="0" w:defUnhideWhenUsed="0" w:defQFormat="0" w:count="376">
     <w:lsdException w:name="Normal" w:qFormat="1"/>
     <w:lsdException w:name="heading 1" w:qFormat="1"/>
     <w:lsdException w:name="heading 2" w:semiHidden="1" w:unhideWhenUsed="1" w:qFormat="1"/>
@@ -4512,6 +5563,50 @@
     <w:lsdException w:name="Subtitle" w:qFormat="1"/>
     <w:lsdException w:name="Strong" w:qFormat="1"/>
     <w:lsdException w:name="Emphasis" w:qFormat="1"/>
+    <w:lsdException w:name="Normal Table" w:semiHidden="1" w:unhideWhenUsed="1"/>
+    <w:lsdException w:name="Table Simple 1" w:semiHidden="1" w:unhideWhenUsed="1"/>
+    <w:lsdException w:name="Table Simple 2" w:semiHidden="1" w:unhideWhenUsed="1"/>
+    <w:lsdException w:name="Table Simple 3" w:semiHidden="1" w:unhideWhenUsed="1"/>
+    <w:lsdException w:name="Table Classic 1" w:semiHidden="1" w:unhideWhenUsed="1"/>
+    <w:lsdException w:name="Table Classic 2" w:semiHidden="1" w:unhideWhenUsed="1"/>
+    <w:lsdException w:name="Table Classic 3" w:semiHidden="1" w:unhideWhenUsed="1"/>
+    <w:lsdException w:name="Table Classic 4" w:semiHidden="1" w:unhideWhenUsed="1"/>
+    <w:lsdException w:name="Table Colorful 1" w:semiHidden="1" w:unhideWhenUsed="1"/>
+    <w:lsdException w:name="Table Colorful 2" w:semiHidden="1" w:unhideWhenUsed="1"/>
+    <w:lsdException w:name="Table Colorful 3" w:semiHidden="1" w:unhideWhenUsed="1"/>
+    <w:lsdException w:name="Table Columns 1" w:semiHidden="1" w:unhideWhenUsed="1"/>
+    <w:lsdException w:name="Table Columns 2" w:semiHidden="1" w:unhideWhenUsed="1"/>
+    <w:lsdException w:name="Table Columns 3" w:semiHidden="1" w:unhideWhenUsed="1"/>
+    <w:lsdException w:name="Table Columns 4" w:semiHidden="1" w:unhideWhenUsed="1"/>
+    <w:lsdException w:name="Table Columns 5" w:semiHidden="1" w:unhideWhenUsed="1"/>
+    <w:lsdException w:name="Table Grid 1" w:semiHidden="1" w:unhideWhenUsed="1"/>
+    <w:lsdException w:name="Table Grid 2" w:semiHidden="1" w:unhideWhenUsed="1"/>
+    <w:lsdException w:name="Table Grid 3" w:semiHidden="1" w:unhideWhenUsed="1"/>
+    <w:lsdException w:name="Table Grid 4" w:semiHidden="1" w:unhideWhenUsed="1"/>
+    <w:lsdException w:name="Table Grid 5" w:semiHidden="1" w:unhideWhenUsed="1"/>
+    <w:lsdException w:name="Table Grid 6" w:semiHidden="1" w:unhideWhenUsed="1"/>
+    <w:lsdException w:name="Table Grid 7" w:semiHidden="1" w:unhideWhenUsed="1"/>
+    <w:lsdException w:name="Table Grid 8" w:semiHidden="1" w:unhideWhenUsed="1"/>
+    <w:lsdException w:name="Table List 1" w:semiHidden="1" w:unhideWhenUsed="1"/>
+    <w:lsdException w:name="Table List 2" w:semiHidden="1" w:unhideWhenUsed="1"/>
+    <w:lsdException w:name="Table List 3" w:semiHidden="1" w:unhideWhenUsed="1"/>
+    <w:lsdException w:name="Table List 4" w:semiHidden="1" w:unhideWhenUsed="1"/>
+    <w:lsdException w:name="Table List 5" w:semiHidden="1" w:unhideWhenUsed="1"/>
+    <w:lsdException w:name="Table List 6" w:semiHidden="1" w:unhideWhenUsed="1"/>
+    <w:lsdException w:name="Table List 7" w:semiHidden="1" w:unhideWhenUsed="1"/>
+    <w:lsdException w:name="Table List 8" w:semiHidden="1" w:unhideWhenUsed="1"/>
+    <w:lsdException w:name="Table 3D effects 1" w:semiHidden="1" w:unhideWhenUsed="1"/>
+    <w:lsdException w:name="Table 3D effects 2" w:semiHidden="1" w:unhideWhenUsed="1"/>
+    <w:lsdException w:name="Table 3D effects 3" w:semiHidden="1" w:unhideWhenUsed="1"/>
+    <w:lsdException w:name="Table Contemporary" w:semiHidden="1" w:unhideWhenUsed="1"/>
+    <w:lsdException w:name="Table Elegant" w:semiHidden="1" w:unhideWhenUsed="1"/>
+    <w:lsdException w:name="Table Professional" w:semiHidden="1" w:unhideWhenUsed="1"/>
+    <w:lsdException w:name="Table Subtle 1" w:semiHidden="1" w:unhideWhenUsed="1"/>
+    <w:lsdException w:name="Table Subtle 2" w:semiHidden="1" w:unhideWhenUsed="1"/>
+    <w:lsdException w:name="Table Web 1" w:semiHidden="1" w:unhideWhenUsed="1"/>
+    <w:lsdException w:name="Table Web 2" w:semiHidden="1" w:unhideWhenUsed="1"/>
+    <w:lsdException w:name="Table Web 3" w:semiHidden="1" w:unhideWhenUsed="1"/>
+    <w:lsdException w:name="Table Theme" w:semiHidden="1" w:unhideWhenUsed="1"/>
     <w:lsdException w:name="Placeholder Text" w:semiHidden="1" w:uiPriority="99"/>
     <w:lsdException w:name="No Spacing" w:uiPriority="1" w:qFormat="1"/>
     <w:lsdException w:name="Light Shading" w:uiPriority="60"/>
@@ -4623,8 +5718,117 @@
     <w:lsdException w:name="Book Title" w:uiPriority="33" w:qFormat="1"/>
     <w:lsdException w:name="Bibliography" w:semiHidden="1" w:uiPriority="37" w:unhideWhenUsed="1"/>
     <w:lsdException w:name="TOC Heading" w:semiHidden="1" w:uiPriority="39" w:unhideWhenUsed="1" w:qFormat="1"/>
+    <w:lsdException w:name="Plain Table 1" w:uiPriority="41"/>
+    <w:lsdException w:name="Plain Table 2" w:uiPriority="42"/>
+    <w:lsdException w:name="Plain Table 3" w:uiPriority="43"/>
+    <w:lsdException w:name="Plain Table 4" w:uiPriority="44"/>
+    <w:lsdException w:name="Plain Table 5" w:uiPriority="45"/>
+    <w:lsdException w:name="Grid Table Light" w:uiPriority="40"/>
+    <w:lsdException w:name="Grid Table 1 Light" w:uiPriority="46"/>
+    <w:lsdException w:name="Grid Table 2" w:uiPriority="47"/>
+    <w:lsdException w:name="Grid Table 3" w:uiPriority="48"/>
+    <w:lsdException w:name="Grid Table 4" w:uiPriority="49"/>
+    <w:lsdException w:name="Grid Table 5 Dark" w:uiPriority="50"/>
+    <w:lsdException w:name="Grid Table 6 Colorful" w:uiPriority="51"/>
+    <w:lsdException w:name="Grid Table 7 Colorful" w:uiPriority="52"/>
+    <w:lsdException w:name="Grid Table 1 Light Accent 1" w:uiPriority="46"/>
+    <w:lsdException w:name="Grid Table 2 Accent 1" w:uiPriority="47"/>
+    <w:lsdException w:name="Grid Table 3 Accent 1" w:uiPriority="48"/>
+    <w:lsdException w:name="Grid Table 4 Accent 1" w:uiPriority="49"/>
+    <w:lsdException w:name="Grid Table 5 Dark Accent 1" w:uiPriority="50"/>
+    <w:lsdException w:name="Grid Table 6 Colorful Accent 1" w:uiPriority="51"/>
+    <w:lsdException w:name="Grid Table 7 Colorful Accent 1" w:uiPriority="52"/>
+    <w:lsdException w:name="Grid Table 1 Light Accent 2" w:uiPriority="46"/>
+    <w:lsdException w:name="Grid Table 2 Accent 2" w:uiPriority="47"/>
+    <w:lsdException w:name="Grid Table 3 Accent 2" w:uiPriority="48"/>
+    <w:lsdException w:name="Grid Table 4 Accent 2" w:uiPriority="49"/>
+    <w:lsdException w:name="Grid Table 5 Dark Accent 2" w:uiPriority="50"/>
+    <w:lsdException w:name="Grid Table 6 Colorful Accent 2" w:uiPriority="51"/>
+    <w:lsdException w:name="Grid Table 7 Colorful Accent 2" w:uiPriority="52"/>
+    <w:lsdException w:name="Grid Table 1 Light Accent 3" w:uiPriority="46"/>
+    <w:lsdException w:name="Grid Table 2 Accent 3" w:uiPriority="47"/>
+    <w:lsdException w:name="Grid Table 3 Accent 3" w:uiPriority="48"/>
+    <w:lsdException w:name="Grid Table 4 Accent 3" w:uiPriority="49"/>
+    <w:lsdException w:name="Grid Table 5 Dark Accent 3" w:uiPriority="50"/>
+    <w:lsdException w:name="Grid Table 6 Colorful Accent 3" w:uiPriority="51"/>
+    <w:lsdException w:name="Grid Table 7 Colorful Accent 3" w:uiPriority="52"/>
+    <w:lsdException w:name="Grid Table 1 Light Accent 4" w:uiPriority="46"/>
+    <w:lsdException w:name="Grid Table 2 Accent 4" w:uiPriority="47"/>
+    <w:lsdException w:name="Grid Table 3 Accent 4" w:uiPriority="48"/>
+    <w:lsdException w:name="Grid Table 4 Accent 4" w:uiPriority="49"/>
+    <w:lsdException w:name="Grid Table 5 Dark Accent 4" w:uiPriority="50"/>
+    <w:lsdException w:name="Grid Table 6 Colorful Accent 4" w:uiPriority="51"/>
+    <w:lsdException w:name="Grid Table 7 Colorful Accent 4" w:uiPriority="52"/>
+    <w:lsdException w:name="Grid Table 1 Light Accent 5" w:uiPriority="46"/>
+    <w:lsdException w:name="Grid Table 2 Accent 5" w:uiPriority="47"/>
+    <w:lsdException w:name="Grid Table 3 Accent 5" w:uiPriority="48"/>
+    <w:lsdException w:name="Grid Table 4 Accent 5" w:uiPriority="49"/>
+    <w:lsdException w:name="Grid Table 5 Dark Accent 5" w:uiPriority="50"/>
+    <w:lsdException w:name="Grid Table 6 Colorful Accent 5" w:uiPriority="51"/>
+    <w:lsdException w:name="Grid Table 7 Colorful Accent 5" w:uiPriority="52"/>
+    <w:lsdException w:name="Grid Table 1 Light Accent 6" w:uiPriority="46"/>
+    <w:lsdException w:name="Grid Table 2 Accent 6" w:uiPriority="47"/>
+    <w:lsdException w:name="Grid Table 3 Accent 6" w:uiPriority="48"/>
+    <w:lsdException w:name="Grid Table 4 Accent 6" w:uiPriority="49"/>
+    <w:lsdException w:name="Grid Table 5 Dark Accent 6" w:uiPriority="50"/>
+    <w:lsdException w:name="Grid Table 6 Colorful Accent 6" w:uiPriority="51"/>
+    <w:lsdException w:name="Grid Table 7 Colorful Accent 6" w:uiPriority="52"/>
+    <w:lsdException w:name="List Table 1 Light" w:uiPriority="46"/>
+    <w:lsdException w:name="List Table 2" w:uiPriority="47"/>
+    <w:lsdException w:name="List Table 3" w:uiPriority="48"/>
+    <w:lsdException w:name="List Table 4" w:uiPriority="49"/>
+    <w:lsdException w:name="List Table 5 Dark" w:uiPriority="50"/>
+    <w:lsdException w:name="List Table 6 Colorful" w:uiPriority="51"/>
+    <w:lsdException w:name="List Table 7 Colorful" w:uiPriority="52"/>
+    <w:lsdException w:name="List Table 1 Light Accent 1" w:uiPriority="46"/>
+    <w:lsdException w:name="List Table 2 Accent 1" w:uiPriority="47"/>
+    <w:lsdException w:name="List Table 3 Accent 1" w:uiPriority="48"/>
+    <w:lsdException w:name="List Table 4 Accent 1" w:uiPriority="49"/>
+    <w:lsdException w:name="List Table 5 Dark Accent 1" w:uiPriority="50"/>
+    <w:lsdException w:name="List Table 6 Colorful Accent 1" w:uiPriority="51"/>
+    <w:lsdException w:name="List Table 7 Colorful Accent 1" w:uiPriority="52"/>
+    <w:lsdException w:name="List Table 1 Light Accent 2" w:uiPriority="46"/>
+    <w:lsdException w:name="List Table 2 Accent 2" w:uiPriority="47"/>
+    <w:lsdException w:name="List Table 3 Accent 2" w:uiPriority="48"/>
+    <w:lsdException w:name="List Table 4 Accent 2" w:uiPriority="49"/>
+    <w:lsdException w:name="List Table 5 Dark Accent 2" w:uiPriority="50"/>
+    <w:lsdException w:name="List Table 6 Colorful Accent 2" w:uiPriority="51"/>
+    <w:lsdException w:name="List Table 7 Colorful Accent 2" w:uiPriority="52"/>
+    <w:lsdException w:name="List Table 1 Light Accent 3" w:uiPriority="46"/>
+    <w:lsdException w:name="List Table 2 Accent 3" w:uiPriority="47"/>
+    <w:lsdException w:name="List Table 3 Accent 3" w:uiPriority="48"/>
+    <w:lsdException w:name="List Table 4 Accent 3" w:uiPriority="49"/>
+    <w:lsdException w:name="List Table 5 Dark Accent 3" w:uiPriority="50"/>
+    <w:lsdException w:name="List Table 6 Colorful Accent 3" w:uiPriority="51"/>
+    <w:lsdException w:name="List Table 7 Colorful Accent 3" w:uiPriority="52"/>
+    <w:lsdException w:name="List Table 1 Light Accent 4" w:uiPriority="46"/>
+    <w:lsdException w:name="List Table 2 Accent 4" w:uiPriority="47"/>
+    <w:lsdException w:name="List Table 3 Accent 4" w:uiPriority="48"/>
+    <w:lsdException w:name="List Table 4 Accent 4" w:uiPriority="49"/>
+    <w:lsdException w:name="List Table 5 Dark Accent 4" w:uiPriority="50"/>
+    <w:lsdException w:name="List Table 6 Colorful Accent 4" w:uiPriority="51"/>
+    <w:lsdException w:name="List Table 7 Colorful Accent 4" w:uiPriority="52"/>
+    <w:lsdException w:name="List Table 1 Light Accent 5" w:uiPriority="46"/>
+    <w:lsdException w:name="List Table 2 Accent 5" w:uiPriority="47"/>
+    <w:lsdException w:name="List Table 3 Accent 5" w:uiPriority="48"/>
+    <w:lsdException w:name="List Table 4 Accent 5" w:uiPriority="49"/>
+    <w:lsdException w:name="List Table 5 Dark Accent 5" w:uiPriority="50"/>
+    <w:lsdException w:name="List Table 6 Colorful Accent 5" w:uiPriority="51"/>
+    <w:lsdException w:name="List Table 7 Colorful Accent 5" w:uiPriority="52"/>
+    <w:lsdException w:name="List Table 1 Light Accent 6" w:uiPriority="46"/>
+    <w:lsdException w:name="List Table 2 Accent 6" w:uiPriority="47"/>
+    <w:lsdException w:name="List Table 3 Accent 6" w:uiPriority="48"/>
+    <w:lsdException w:name="List Table 4 Accent 6" w:uiPriority="49"/>
+    <w:lsdException w:name="List Table 5 Dark Accent 6" w:uiPriority="50"/>
+    <w:lsdException w:name="List Table 6 Colorful Accent 6" w:uiPriority="51"/>
+    <w:lsdException w:name="List Table 7 Colorful Accent 6" w:uiPriority="52"/>
+    <w:lsdException w:name="Mention" w:semiHidden="1" w:uiPriority="99" w:unhideWhenUsed="1"/>
+    <w:lsdException w:name="Smart Hyperlink" w:semiHidden="1" w:uiPriority="99" w:unhideWhenUsed="1"/>
+    <w:lsdException w:name="Hashtag" w:semiHidden="1" w:uiPriority="99" w:unhideWhenUsed="1"/>
+    <w:lsdException w:name="Unresolved Mention" w:semiHidden="1" w:uiPriority="99" w:unhideWhenUsed="1"/>
+    <w:lsdException w:name="Smart Link" w:semiHidden="1" w:uiPriority="99" w:unhideWhenUsed="1"/>
   </w:latentStyles>
-  <w:style w:type="paragraph" w:default="1" w:styleId="a">
+  <w:style w:type="paragraph" w:default="1" w:styleId="Normal">
     <w:name w:val="Normal"/>
     <w:qFormat/>
     <w:rsid w:val="00B807B4"/>
@@ -4633,10 +5837,10 @@
       <w:szCs w:val="24"/>
     </w:rPr>
   </w:style>
-  <w:style w:type="paragraph" w:styleId="1">
+  <w:style w:type="paragraph" w:styleId="Heading1">
     <w:name w:val="heading 1"/>
-    <w:basedOn w:val="a"/>
-    <w:next w:val="a"/>
+    <w:basedOn w:val="Normal"/>
+    <w:next w:val="Normal"/>
     <w:qFormat/>
     <w:rsid w:val="00B807B4"/>
     <w:pPr>
@@ -4650,18 +5854,17 @@
       <w:lang w:val="en-US"/>
     </w:rPr>
   </w:style>
-  <w:style w:type="character" w:default="1" w:styleId="a0">
+  <w:style w:type="character" w:default="1" w:styleId="DefaultParagraphFont">
     <w:name w:val="Default Paragraph Font"/>
     <w:uiPriority w:val="1"/>
     <w:semiHidden/>
     <w:unhideWhenUsed/>
   </w:style>
-  <w:style w:type="table" w:default="1" w:styleId="a1">
+  <w:style w:type="table" w:default="1" w:styleId="TableNormal">
     <w:name w:val="Normal Table"/>
     <w:uiPriority w:val="99"/>
     <w:semiHidden/>
     <w:unhideWhenUsed/>
-    <w:qFormat/>
     <w:tblPr>
       <w:tblInd w:w="0" w:type="dxa"/>
       <w:tblCellMar>
@@ -4672,15 +5875,15 @@
       </w:tblCellMar>
     </w:tblPr>
   </w:style>
-  <w:style w:type="numbering" w:default="1" w:styleId="a2">
+  <w:style w:type="numbering" w:default="1" w:styleId="NoList">
     <w:name w:val="No List"/>
     <w:uiPriority w:val="99"/>
     <w:semiHidden/>
     <w:unhideWhenUsed/>
   </w:style>
-  <w:style w:type="paragraph" w:styleId="a3">
+  <w:style w:type="paragraph" w:styleId="Header">
     <w:name w:val="header"/>
-    <w:basedOn w:val="a"/>
+    <w:basedOn w:val="Normal"/>
     <w:rsid w:val="00B807B4"/>
     <w:pPr>
       <w:tabs>
@@ -4689,9 +5892,9 @@
       </w:tabs>
     </w:pPr>
   </w:style>
-  <w:style w:type="paragraph" w:styleId="a4">
+  <w:style w:type="paragraph" w:styleId="Footer">
     <w:name w:val="footer"/>
-    <w:basedOn w:val="a"/>
+    <w:basedOn w:val="Normal"/>
     <w:rsid w:val="00B807B4"/>
     <w:pPr>
       <w:tabs>
@@ -4700,9 +5903,9 @@
       </w:tabs>
     </w:pPr>
   </w:style>
-  <w:style w:type="paragraph" w:styleId="a5">
+  <w:style w:type="paragraph" w:styleId="BodyText">
     <w:name w:val="Body Text"/>
-    <w:basedOn w:val="a"/>
+    <w:basedOn w:val="Normal"/>
     <w:rsid w:val="00B807B4"/>
     <w:pPr>
       <w:jc w:val="center"/>
@@ -4711,9 +5914,9 @@
       <w:b/>
     </w:rPr>
   </w:style>
-  <w:style w:type="paragraph" w:styleId="2">
+  <w:style w:type="paragraph" w:styleId="BodyText2">
     <w:name w:val="Body Text 2"/>
-    <w:basedOn w:val="a"/>
+    <w:basedOn w:val="Normal"/>
     <w:rsid w:val="00B807B4"/>
     <w:pPr>
       <w:jc w:val="both"/>
@@ -4723,9 +5926,9 @@
       <w:u w:val="single"/>
     </w:rPr>
   </w:style>
-  <w:style w:type="paragraph" w:styleId="3">
+  <w:style w:type="paragraph" w:styleId="BodyText3">
     <w:name w:val="Body Text 3"/>
-    <w:basedOn w:val="a"/>
+    <w:basedOn w:val="Normal"/>
     <w:rsid w:val="00B807B4"/>
     <w:pPr>
       <w:jc w:val="both"/>
@@ -4736,10 +5939,20 @@
       <w:sz w:val="22"/>
     </w:rPr>
   </w:style>
-  <w:style w:type="character" w:styleId="a6">
+  <w:style w:type="character" w:styleId="PageNumber">
     <w:name w:val="page number"/>
-    <w:basedOn w:val="a0"/>
+    <w:basedOn w:val="DefaultParagraphFont"/>
     <w:rsid w:val="00B807B4"/>
+  </w:style>
+  <w:style w:type="character" w:styleId="PlaceholderText">
+    <w:name w:val="Placeholder Text"/>
+    <w:basedOn w:val="DefaultParagraphFont"/>
+    <w:uiPriority w:val="99"/>
+    <w:semiHidden/>
+    <w:rsid w:val="00973F4D"/>
+    <w:rPr>
+      <w:color w:val="666666"/>
+    </w:rPr>
   </w:style>
 </w:styles>
 </file>

--- a/files/ЛР_2/tns_otchet2.docx
+++ b/files/ЛР_2/tns_otchet2.docx
@@ -1964,10 +1964,10 @@
           <w:lang w:val="en-US"/>
         </w:rPr>
         <w:drawing>
-          <wp:inline distT="0" distB="0" distL="0" distR="0" wp14:anchorId="6D0EB9FF" wp14:editId="7E3CC37D">
+          <wp:inline distT="0" distB="0" distL="0" distR="0" wp14:anchorId="427BE5BA" wp14:editId="6A8153D8">
             <wp:extent cx="4625975" cy="2186940"/>
             <wp:effectExtent l="0" t="0" r="0" b="0"/>
-            <wp:docPr id="71209402" name="Picture 1"/>
+            <wp:docPr id="2010302627" name="Graphic 1"/>
             <wp:cNvGraphicFramePr>
               <a:graphicFrameLocks xmlns:a="http://schemas.openxmlformats.org/drawingml/2006/main" noChangeAspect="1"/>
             </wp:cNvGraphicFramePr>
@@ -1975,11 +1975,17 @@
               <a:graphicData uri="http://schemas.openxmlformats.org/drawingml/2006/picture">
                 <pic:pic xmlns:pic="http://schemas.openxmlformats.org/drawingml/2006/picture">
                   <pic:nvPicPr>
-                    <pic:cNvPr id="71209402" name=""/>
+                    <pic:cNvPr id="2010302627" name="Graphic 2010302627"/>
                     <pic:cNvPicPr/>
                   </pic:nvPicPr>
                   <pic:blipFill>
-                    <a:blip r:embed="rId8"/>
+                    <a:blip r:embed="rId8">
+                      <a:extLst>
+                        <a:ext uri="{96DAC541-7B7A-43D3-8B79-37D633B846F1}">
+                          <asvg:svgBlip xmlns:asvg="http://schemas.microsoft.com/office/drawing/2016/SVG/main" r:embed="rId9"/>
+                        </a:ext>
+                      </a:extLst>
+                    </a:blip>
                     <a:stretch>
                       <a:fillRect/>
                     </a:stretch>
@@ -2844,7 +2850,7 @@
                     <pic:cNvPicPr/>
                   </pic:nvPicPr>
                   <pic:blipFill>
-                    <a:blip r:embed="rId9"/>
+                    <a:blip r:embed="rId10"/>
                     <a:stretch>
                       <a:fillRect/>
                     </a:stretch>
@@ -2967,7 +2973,7 @@
                     <pic:cNvPicPr/>
                   </pic:nvPicPr>
                   <pic:blipFill>
-                    <a:blip r:embed="rId10"/>
+                    <a:blip r:embed="rId11"/>
                     <a:stretch>
                       <a:fillRect/>
                     </a:stretch>
@@ -3140,7 +3146,7 @@
                     <pic:cNvPicPr/>
                   </pic:nvPicPr>
                   <pic:blipFill>
-                    <a:blip r:embed="rId11"/>
+                    <a:blip r:embed="rId12"/>
                     <a:stretch>
                       <a:fillRect/>
                     </a:stretch>
@@ -3685,14 +3691,37 @@
           <w:i/>
           <w:sz w:val="22"/>
         </w:rPr>
-        <w:t xml:space="preserve">сеть с </w:t>
-      </w:r>
-      <w:r>
-        <w:rPr>
-          <w:i/>
-          <w:sz w:val="22"/>
-        </w:rPr>
-        <w:t xml:space="preserve">аналогичным числом нейронов, так как переобучения и </w:t>
+        <w:t>нейронную сеть с большим количеством нейроном, так как модель не угадывает функцию вообще</w:t>
+      </w:r>
+    </w:p>
+    <w:p>
+      <w:pPr>
+        <w:jc w:val="both"/>
+        <w:rPr>
+          <w:i/>
+          <w:sz w:val="22"/>
+        </w:rPr>
+      </w:pPr>
+      <w:r>
+        <w:rPr>
+          <w:i/>
+          <w:sz w:val="22"/>
+        </w:rPr>
+        <w:t xml:space="preserve">2) </w:t>
+      </w:r>
+      <w:r>
+        <w:rPr>
+          <w:i/>
+          <w:sz w:val="22"/>
+        </w:rPr>
+        <w:t>продолжить обучение сети</w:t>
+      </w:r>
+      <w:r>
+        <w:rPr>
+          <w:i/>
+          <w:sz w:val="22"/>
+        </w:rPr>
+        <w:t xml:space="preserve"> с изменением функции активации на </w:t>
       </w:r>
       <w:proofErr w:type="spellStart"/>
       <w:r>
@@ -3700,7 +3729,7 @@
           <w:i/>
           <w:sz w:val="22"/>
         </w:rPr>
-        <w:t>недообучения</w:t>
+        <w:t>сигмоиду</w:t>
       </w:r>
       <w:proofErr w:type="spellEnd"/>
       <w:r>
@@ -3708,37 +3737,7 @@
           <w:i/>
           <w:sz w:val="22"/>
         </w:rPr>
-        <w:t xml:space="preserve"> не наблюдается.</w:t>
-      </w:r>
-    </w:p>
-    <w:p>
-      <w:pPr>
-        <w:jc w:val="both"/>
-        <w:rPr>
-          <w:i/>
-          <w:sz w:val="22"/>
-        </w:rPr>
-      </w:pPr>
-      <w:r>
-        <w:rPr>
-          <w:i/>
-          <w:sz w:val="22"/>
-        </w:rPr>
-        <w:t xml:space="preserve">2) </w:t>
-      </w:r>
-      <w:r>
-        <w:rPr>
-          <w:i/>
-          <w:sz w:val="22"/>
-        </w:rPr>
-        <w:t>продолжить обучение имеющейся сети</w:t>
-      </w:r>
-      <w:r>
-        <w:rPr>
-          <w:i/>
-          <w:sz w:val="22"/>
-        </w:rPr>
-        <w:t>.</w:t>
+        <w:t>, так как наша функция тоже гладкая</w:t>
       </w:r>
     </w:p>
     <w:p>
@@ -4224,7 +4223,7 @@
                 <w:szCs w:val="20"/>
                 <w:lang w:val="en-US"/>
               </w:rPr>
-              <w:t>128</w:t>
+              <w:t>2048</w:t>
             </w:r>
           </w:p>
         </w:tc>
@@ -4240,10 +4239,8 @@
                 <w:rFonts w:ascii="Arial" w:hAnsi="Arial" w:cs="Arial"/>
                 <w:sz w:val="20"/>
                 <w:szCs w:val="20"/>
-                <w:lang w:val="en-US"/>
-              </w:rPr>
-            </w:pPr>
-            <w:proofErr w:type="spellStart"/>
+              </w:rPr>
+            </w:pPr>
             <w:r>
               <w:rPr>
                 <w:rFonts w:ascii="Arial" w:hAnsi="Arial" w:cs="Arial"/>
@@ -4251,9 +4248,8 @@
                 <w:szCs w:val="20"/>
                 <w:lang w:val="en-US"/>
               </w:rPr>
-              <w:t>ReLU</w:t>
-            </w:r>
-            <w:proofErr w:type="spellEnd"/>
+              <w:t>Sigmoid</w:t>
+            </w:r>
           </w:p>
         </w:tc>
         <w:tc>
@@ -4504,6 +4500,7 @@
                 <w:szCs w:val="20"/>
                 <w:lang w:val="en-US"/>
               </w:rPr>
+              <w:lastRenderedPageBreak/>
               <w:t>GD</w:t>
             </w:r>
           </w:p>
@@ -4602,7 +4599,6 @@
         <w:rPr>
           <w:sz w:val="22"/>
         </w:rPr>
-        <w:lastRenderedPageBreak/>
         <w:t>Метод инициализации сети:</w:t>
       </w:r>
       <w:r>
@@ -4852,7 +4848,7 @@
                 <w:sz w:val="18"/>
                 <w:szCs w:val="20"/>
               </w:rPr>
-              <w:t>157.888467</w:t>
+              <w:t>99.716925</w:t>
             </w:r>
           </w:p>
         </w:tc>
@@ -4874,7 +4870,7 @@
                 <w:sz w:val="18"/>
                 <w:szCs w:val="20"/>
               </w:rPr>
-              <w:t>135.632754</w:t>
+              <w:t>93.109400</w:t>
             </w:r>
           </w:p>
         </w:tc>
@@ -4896,7 +4892,7 @@
                 <w:sz w:val="18"/>
                 <w:szCs w:val="20"/>
               </w:rPr>
-              <w:t>94.022270</w:t>
+              <w:t>37.146667</w:t>
             </w:r>
           </w:p>
         </w:tc>
@@ -4954,7 +4950,7 @@
                 <w:sz w:val="18"/>
                 <w:szCs w:val="20"/>
               </w:rPr>
-              <w:t>0.199198</w:t>
+              <w:t>0.193519</w:t>
             </w:r>
           </w:p>
         </w:tc>
@@ -4976,7 +4972,7 @@
                 <w:sz w:val="18"/>
                 <w:szCs w:val="20"/>
               </w:rPr>
-              <w:t>0.127446</w:t>
+              <w:t>0.114247</w:t>
             </w:r>
           </w:p>
         </w:tc>
@@ -4998,7 +4994,7 @@
                 <w:sz w:val="18"/>
                 <w:szCs w:val="20"/>
               </w:rPr>
-              <w:t>0.960757</w:t>
+              <w:t>0.137012</w:t>
             </w:r>
           </w:p>
         </w:tc>
@@ -5048,7 +5044,7 @@
                 <w:sz w:val="20"/>
                 <w:szCs w:val="20"/>
               </w:rPr>
-              <w:t>303.395551</w:t>
+              <w:t>242.860992</w:t>
             </w:r>
           </w:p>
         </w:tc>
@@ -5070,7 +5066,7 @@
                 <w:sz w:val="20"/>
                 <w:szCs w:val="20"/>
               </w:rPr>
-              <w:t>258.852788</w:t>
+              <w:t>226.991313</w:t>
             </w:r>
           </w:p>
         </w:tc>
@@ -5092,7 +5088,7 @@
                 <w:sz w:val="20"/>
                 <w:szCs w:val="20"/>
               </w:rPr>
-              <w:t>158.221085</w:t>
+              <w:t>64.658295</w:t>
             </w:r>
           </w:p>
         </w:tc>
@@ -5156,9 +5152,9 @@
       </w:r>
     </w:p>
     <w:sectPr>
-      <w:headerReference w:type="default" r:id="rId12"/>
-      <w:footerReference w:type="even" r:id="rId13"/>
-      <w:footerReference w:type="default" r:id="rId14"/>
+      <w:headerReference w:type="default" r:id="rId13"/>
+      <w:footerReference w:type="even" r:id="rId14"/>
+      <w:footerReference w:type="default" r:id="rId15"/>
       <w:pgSz w:w="8419" w:h="11906" w:orient="landscape" w:code="9"/>
       <w:pgMar w:top="851" w:right="567" w:bottom="567" w:left="567" w:header="709" w:footer="284" w:gutter="0"/>
       <w:cols w:space="708"/>
